--- a/flower_backend/doctypes/PVR.docx
+++ b/flower_backend/doctypes/PVR.docx
@@ -1,6 +1,6 @@
 
 <file path=word/document.xml><?xml version="1.0" encoding="utf-8"?>
-<w:document xmlns:wpc="http://schemas.microsoft.com/office/word/2010/wordprocessingCanvas" xmlns:cx="http://schemas.microsoft.com/office/drawing/2014/chartex" xmlns:cx1="http://schemas.microsoft.com/office/drawing/2015/9/8/chartex" xmlns:cx2="http://schemas.microsoft.com/office/drawing/2015/10/21/chartex" xmlns:cx3="http://schemas.microsoft.com/office/drawing/2016/5/9/chartex" xmlns:cx4="http://schemas.microsoft.com/office/drawing/2016/5/10/chartex" xmlns:cx5="http://schemas.microsoft.com/office/drawing/2016/5/11/chartex" xmlns:cx6="http://schemas.microsoft.com/office/drawing/2016/5/12/chartex" xmlns:cx7="http://schemas.microsoft.com/office/drawing/2016/5/13/chartex" xmlns:cx8="http://schemas.microsoft.com/office/drawing/2016/5/14/chartex" xmlns:mc="http://schemas.openxmlformats.org/markup-compatibility/2006" xmlns:aink="http://schemas.microsoft.com/office/drawing/2016/ink" xmlns:am3d="http://schemas.microsoft.com/office/drawing/2017/model3d" xmlns:o="urn:schemas-microsoft-com:office:office" xmlns:r="http://schemas.openxmlformats.org/officeDocument/2006/relationships" xmlns:m="http://schemas.openxmlformats.org/officeDocument/2006/math" xmlns:v="urn:schemas-microsoft-com:vml" xmlns:wp14="http://schemas.microsoft.com/office/word/2010/wordprocessingDrawing" xmlns:wp="http://schemas.openxmlformats.org/drawingml/2006/wordprocessingDrawing" xmlns:w10="urn:schemas-microsoft-com:office:word" xmlns:w="http://schemas.openxmlformats.org/wordprocessingml/2006/main" xmlns:w14="http://schemas.microsoft.com/office/word/2010/wordml" xmlns:w15="http://schemas.microsoft.com/office/word/2012/wordml" xmlns:w16cex="http://schemas.microsoft.com/office/word/2018/wordml/cex" xmlns:w16cid="http://schemas.microsoft.com/office/word/2016/wordml/cid" xmlns:w16="http://schemas.microsoft.com/office/word/2018/wordml" xmlns:w16se="http://schemas.microsoft.com/office/word/2015/wordml/symex" xmlns:wpg="http://schemas.microsoft.com/office/word/2010/wordprocessingGroup" xmlns:wpi="http://schemas.microsoft.com/office/word/2010/wordprocessingInk" xmlns:wne="http://schemas.microsoft.com/office/word/2006/wordml" xmlns:wps="http://schemas.microsoft.com/office/word/2010/wordprocessingShape" mc:Ignorable="w14 w15 w16se w16cid w16 w16cex wp14">
+<w:document xmlns:wpc="http://schemas.microsoft.com/office/word/2010/wordprocessingCanvas" xmlns:mc="http://schemas.openxmlformats.org/markup-compatibility/2006" xmlns:o="urn:schemas-microsoft-com:office:office" xmlns:r="http://schemas.openxmlformats.org/officeDocument/2006/relationships" xmlns:m="http://schemas.openxmlformats.org/officeDocument/2006/math" xmlns:v="urn:schemas-microsoft-com:vml" xmlns:wp14="http://schemas.microsoft.com/office/word/2010/wordprocessingDrawing" xmlns:wp="http://schemas.openxmlformats.org/drawingml/2006/wordprocessingDrawing" xmlns:w10="urn:schemas-microsoft-com:office:word" xmlns:w="http://schemas.openxmlformats.org/wordprocessingml/2006/main" xmlns:w14="http://schemas.microsoft.com/office/word/2010/wordml" xmlns:w15="http://schemas.microsoft.com/office/word/2012/wordml" xmlns:wpg="http://schemas.microsoft.com/office/word/2010/wordprocessingGroup" xmlns:wpi="http://schemas.microsoft.com/office/word/2010/wordprocessingInk" xmlns:wne="http://schemas.microsoft.com/office/word/2006/wordml" xmlns:wps="http://schemas.microsoft.com/office/word/2010/wordprocessingShape" mc:Ignorable="w14 w15 wp14">
   <w:body>
     <w:p>
       <w:pPr>
@@ -35,8 +35,9 @@
           <w:sz w:val="44"/>
           <w:szCs w:val="44"/>
         </w:rPr>
-        <w:t>{{ pvr.document</w:t>
-      </w:r>
+        <w:t>{</w:t>
+      </w:r>
+      <w:proofErr w:type="gramStart"/>
       <w:r>
         <w:rPr>
           <w:rFonts w:ascii="Verdana" w:eastAsia="Verdana" w:hAnsi="Verdana" w:cs="Verdana"/>
@@ -46,8 +47,33 @@
           <w:sz w:val="44"/>
           <w:szCs w:val="44"/>
         </w:rPr>
+        <w:t xml:space="preserve">{ </w:t>
+      </w:r>
+      <w:proofErr w:type="spellStart"/>
+      <w:r>
+        <w:rPr>
+          <w:rFonts w:ascii="Verdana" w:eastAsia="Verdana" w:hAnsi="Verdana" w:cs="Verdana"/>
+          <w:b/>
+          <w:smallCaps/>
+          <w:color w:val="365F91"/>
+          <w:sz w:val="44"/>
+          <w:szCs w:val="44"/>
+        </w:rPr>
+        <w:t>pvr.document</w:t>
+      </w:r>
+      <w:r>
+        <w:rPr>
+          <w:rFonts w:ascii="Verdana" w:eastAsia="Verdana" w:hAnsi="Verdana" w:cs="Verdana"/>
+          <w:b/>
+          <w:smallCaps/>
+          <w:color w:val="365F91"/>
+          <w:sz w:val="44"/>
+          <w:szCs w:val="44"/>
+        </w:rPr>
         <w:t>Name</w:t>
       </w:r>
+      <w:proofErr w:type="spellEnd"/>
+      <w:proofErr w:type="gramEnd"/>
       <w:r>
         <w:rPr>
           <w:rFonts w:ascii="Verdana" w:eastAsia="Verdana" w:hAnsi="Verdana" w:cs="Verdana"/>
@@ -103,7 +129,33 @@
           <w:sz w:val="44"/>
           <w:szCs w:val="44"/>
         </w:rPr>
-        <w:t xml:space="preserve"> pvr.reference </w:t>
+        <w:t xml:space="preserve"> </w:t>
+      </w:r>
+      <w:proofErr w:type="spellStart"/>
+      <w:r>
+        <w:rPr>
+          <w:rFonts w:ascii="Verdana" w:eastAsia="Verdana" w:hAnsi="Verdana" w:cs="Verdana"/>
+          <w:b/>
+          <w:i/>
+          <w:smallCaps/>
+          <w:color w:val="365F91"/>
+          <w:sz w:val="44"/>
+          <w:szCs w:val="44"/>
+        </w:rPr>
+        <w:t>pvr.reference</w:t>
+      </w:r>
+      <w:proofErr w:type="spellEnd"/>
+      <w:r>
+        <w:rPr>
+          <w:rFonts w:ascii="Verdana" w:eastAsia="Verdana" w:hAnsi="Verdana" w:cs="Verdana"/>
+          <w:b/>
+          <w:i/>
+          <w:smallCaps/>
+          <w:color w:val="365F91"/>
+          <w:sz w:val="44"/>
+          <w:szCs w:val="44"/>
+        </w:rPr>
+        <w:t xml:space="preserve"> </w:t>
       </w:r>
       <w:r>
         <w:rPr>
@@ -205,6 +257,7 @@
         </w:rPr>
         <w:t xml:space="preserve">{{ </w:t>
       </w:r>
+      <w:proofErr w:type="spellStart"/>
       <w:r>
         <w:rPr>
           <w:rFonts w:ascii="Arial" w:eastAsia="Arial" w:hAnsi="Arial" w:cs="Arial"/>
@@ -249,6 +302,7 @@
         </w:rPr>
         <w:t>number</w:t>
       </w:r>
+      <w:proofErr w:type="spellEnd"/>
       <w:r>
         <w:rPr>
           <w:rFonts w:ascii="Arial" w:eastAsia="Arial" w:hAnsi="Arial" w:cs="Arial"/>
@@ -317,7 +371,83 @@
           <w:szCs w:val="20"/>
         </w:rPr>
         <w:tab/>
-        <w:t>{{ param('nom') }}</w:t>
+        <w:t xml:space="preserve">{{ </w:t>
+      </w:r>
+      <w:proofErr w:type="spellStart"/>
+      <w:r>
+        <w:rPr>
+          <w:rFonts w:ascii="Arial" w:eastAsia="Arial" w:hAnsi="Arial" w:cs="Arial"/>
+          <w:b/>
+          <w:sz w:val="20"/>
+          <w:szCs w:val="20"/>
+        </w:rPr>
+        <w:t>param</w:t>
+      </w:r>
+      <w:proofErr w:type="spellEnd"/>
+      <w:r>
+        <w:rPr>
+          <w:rFonts w:ascii="Arial" w:eastAsia="Arial" w:hAnsi="Arial" w:cs="Arial"/>
+          <w:b/>
+          <w:sz w:val="20"/>
+          <w:szCs w:val="20"/>
+        </w:rPr>
+        <w:t>('</w:t>
+      </w:r>
+      <w:proofErr w:type="spellStart"/>
+      <w:r>
+        <w:rPr>
+          <w:rFonts w:ascii="Arial" w:eastAsia="Arial" w:hAnsi="Arial" w:cs="Arial"/>
+          <w:b/>
+          <w:sz w:val="20"/>
+          <w:szCs w:val="20"/>
+        </w:rPr>
+        <w:t>je_</w:t>
+      </w:r>
+      <w:r>
+        <w:rPr>
+          <w:rFonts w:ascii="Arial" w:eastAsia="Arial" w:hAnsi="Arial" w:cs="Arial"/>
+          <w:b/>
+          <w:sz w:val="20"/>
+          <w:szCs w:val="20"/>
+        </w:rPr>
+        <w:t>n</w:t>
+      </w:r>
+      <w:r>
+        <w:rPr>
+          <w:rFonts w:ascii="Arial" w:eastAsia="Arial" w:hAnsi="Arial" w:cs="Arial"/>
+          <w:b/>
+          <w:sz w:val="20"/>
+          <w:szCs w:val="20"/>
+        </w:rPr>
+        <w:t>a</w:t>
+      </w:r>
+      <w:r>
+        <w:rPr>
+          <w:rFonts w:ascii="Arial" w:eastAsia="Arial" w:hAnsi="Arial" w:cs="Arial"/>
+          <w:b/>
+          <w:sz w:val="20"/>
+          <w:szCs w:val="20"/>
+        </w:rPr>
+        <w:t>m</w:t>
+      </w:r>
+      <w:r>
+        <w:rPr>
+          <w:rFonts w:ascii="Arial" w:eastAsia="Arial" w:hAnsi="Arial" w:cs="Arial"/>
+          <w:b/>
+          <w:sz w:val="20"/>
+          <w:szCs w:val="20"/>
+        </w:rPr>
+        <w:t>e</w:t>
+      </w:r>
+      <w:proofErr w:type="spellEnd"/>
+      <w:r>
+        <w:rPr>
+          <w:rFonts w:ascii="Arial" w:eastAsia="Arial" w:hAnsi="Arial" w:cs="Arial"/>
+          <w:b/>
+          <w:sz w:val="20"/>
+          <w:szCs w:val="20"/>
+        </w:rPr>
+        <w:t>') }}</w:t>
       </w:r>
     </w:p>
     <w:p>
@@ -340,7 +470,59 @@
           <w:sz w:val="20"/>
           <w:szCs w:val="20"/>
         </w:rPr>
-        <w:t>située {{ param('adresse') }}</w:t>
+        <w:t xml:space="preserve">située {{ </w:t>
+      </w:r>
+      <w:proofErr w:type="spellStart"/>
+      <w:r>
+        <w:rPr>
+          <w:rFonts w:ascii="Arial" w:eastAsia="Arial" w:hAnsi="Arial" w:cs="Arial"/>
+          <w:sz w:val="20"/>
+          <w:szCs w:val="20"/>
+        </w:rPr>
+        <w:t>param</w:t>
+      </w:r>
+      <w:proofErr w:type="spellEnd"/>
+      <w:r>
+        <w:rPr>
+          <w:rFonts w:ascii="Arial" w:eastAsia="Arial" w:hAnsi="Arial" w:cs="Arial"/>
+          <w:sz w:val="20"/>
+          <w:szCs w:val="20"/>
+        </w:rPr>
+        <w:t>('</w:t>
+      </w:r>
+      <w:proofErr w:type="spellStart"/>
+      <w:r>
+        <w:rPr>
+          <w:rFonts w:ascii="Arial" w:eastAsia="Arial" w:hAnsi="Arial" w:cs="Arial"/>
+          <w:sz w:val="20"/>
+          <w:szCs w:val="20"/>
+        </w:rPr>
+        <w:t>je_ad</w:t>
+      </w:r>
+      <w:r>
+        <w:rPr>
+          <w:rFonts w:ascii="Arial" w:eastAsia="Arial" w:hAnsi="Arial" w:cs="Arial"/>
+          <w:sz w:val="20"/>
+          <w:szCs w:val="20"/>
+        </w:rPr>
+        <w:t>d</w:t>
+      </w:r>
+      <w:r>
+        <w:rPr>
+          <w:rFonts w:ascii="Arial" w:eastAsia="Arial" w:hAnsi="Arial" w:cs="Arial"/>
+          <w:sz w:val="20"/>
+          <w:szCs w:val="20"/>
+        </w:rPr>
+        <w:t>ress</w:t>
+      </w:r>
+      <w:proofErr w:type="spellEnd"/>
+      <w:r>
+        <w:rPr>
+          <w:rFonts w:ascii="Arial" w:eastAsia="Arial" w:hAnsi="Arial" w:cs="Arial"/>
+          <w:sz w:val="20"/>
+          <w:szCs w:val="20"/>
+        </w:rPr>
+        <w:t>') }}</w:t>
       </w:r>
     </w:p>
     <w:p>
@@ -360,7 +542,97 @@
           <w:sz w:val="20"/>
           <w:szCs w:val="20"/>
         </w:rPr>
-        <w:t>représentée par son président {{ param('presidentPrenom') }} {{ param('presidentNom') }}</w:t>
+        <w:t xml:space="preserve">représentée par son président {{ </w:t>
+      </w:r>
+      <w:proofErr w:type="spellStart"/>
+      <w:r>
+        <w:rPr>
+          <w:rFonts w:ascii="Arial" w:eastAsia="Arial" w:hAnsi="Arial" w:cs="Arial"/>
+          <w:sz w:val="20"/>
+          <w:szCs w:val="20"/>
+        </w:rPr>
+        <w:t>param</w:t>
+      </w:r>
+      <w:proofErr w:type="spellEnd"/>
+      <w:r>
+        <w:rPr>
+          <w:rFonts w:ascii="Arial" w:eastAsia="Arial" w:hAnsi="Arial" w:cs="Arial"/>
+          <w:sz w:val="20"/>
+          <w:szCs w:val="20"/>
+        </w:rPr>
+        <w:t>('</w:t>
+      </w:r>
+      <w:proofErr w:type="spellStart"/>
+      <w:r>
+        <w:rPr>
+          <w:rFonts w:ascii="Arial" w:eastAsia="Arial" w:hAnsi="Arial" w:cs="Arial"/>
+          <w:sz w:val="20"/>
+          <w:szCs w:val="20"/>
+        </w:rPr>
+        <w:t>president</w:t>
+      </w:r>
+      <w:r>
+        <w:rPr>
+          <w:rFonts w:ascii="Arial" w:eastAsia="Arial" w:hAnsi="Arial" w:cs="Arial"/>
+          <w:sz w:val="20"/>
+          <w:szCs w:val="20"/>
+        </w:rPr>
+        <w:t>_firstname</w:t>
+      </w:r>
+      <w:proofErr w:type="spellEnd"/>
+      <w:r>
+        <w:rPr>
+          <w:rFonts w:ascii="Arial" w:eastAsia="Arial" w:hAnsi="Arial" w:cs="Arial"/>
+          <w:sz w:val="20"/>
+          <w:szCs w:val="20"/>
+        </w:rPr>
+        <w:t xml:space="preserve">') }} {{ </w:t>
+      </w:r>
+      <w:proofErr w:type="spellStart"/>
+      <w:r>
+        <w:rPr>
+          <w:rFonts w:ascii="Arial" w:eastAsia="Arial" w:hAnsi="Arial" w:cs="Arial"/>
+          <w:sz w:val="20"/>
+          <w:szCs w:val="20"/>
+        </w:rPr>
+        <w:t>param</w:t>
+      </w:r>
+      <w:proofErr w:type="spellEnd"/>
+      <w:r>
+        <w:rPr>
+          <w:rFonts w:ascii="Arial" w:eastAsia="Arial" w:hAnsi="Arial" w:cs="Arial"/>
+          <w:sz w:val="20"/>
+          <w:szCs w:val="20"/>
+        </w:rPr>
+        <w:t>('</w:t>
+      </w:r>
+      <w:proofErr w:type="spellStart"/>
+      <w:r>
+        <w:rPr>
+          <w:rFonts w:ascii="Arial" w:eastAsia="Arial" w:hAnsi="Arial" w:cs="Arial"/>
+          <w:sz w:val="20"/>
+          <w:szCs w:val="20"/>
+        </w:rPr>
+        <w:t>president</w:t>
+      </w:r>
+      <w:r>
+        <w:rPr>
+          <w:rFonts w:ascii="Arial" w:eastAsia="Arial" w:hAnsi="Arial" w:cs="Arial"/>
+          <w:sz w:val="20"/>
+          <w:szCs w:val="20"/>
+        </w:rPr>
+        <w:t>_lastname</w:t>
+      </w:r>
+      <w:bookmarkStart w:id="1" w:name="_GoBack"/>
+      <w:bookmarkEnd w:id="1"/>
+      <w:proofErr w:type="spellEnd"/>
+      <w:r>
+        <w:rPr>
+          <w:rFonts w:ascii="Arial" w:eastAsia="Arial" w:hAnsi="Arial" w:cs="Arial"/>
+          <w:sz w:val="20"/>
+          <w:szCs w:val="20"/>
+        </w:rPr>
+        <w:t>') }}</w:t>
       </w:r>
     </w:p>
     <w:p>
@@ -442,8 +714,9 @@
           <w:sz w:val="20"/>
           <w:szCs w:val="20"/>
         </w:rPr>
-        <w:t xml:space="preserve">{{ </w:t>
-      </w:r>
+        <w:t>{</w:t>
+      </w:r>
+      <w:proofErr w:type="gramStart"/>
       <w:r>
         <w:rPr>
           <w:rFonts w:ascii="Arial" w:eastAsia="Arial" w:hAnsi="Arial" w:cs="Arial"/>
@@ -451,6 +724,15 @@
           <w:sz w:val="20"/>
           <w:szCs w:val="20"/>
         </w:rPr>
+        <w:t xml:space="preserve">{ </w:t>
+      </w:r>
+      <w:r>
+        <w:rPr>
+          <w:rFonts w:ascii="Arial" w:eastAsia="Arial" w:hAnsi="Arial" w:cs="Arial"/>
+          <w:b/>
+          <w:sz w:val="20"/>
+          <w:szCs w:val="20"/>
+        </w:rPr>
         <w:t>pvr.project</w:t>
       </w:r>
       <w:r>
@@ -489,6 +771,7 @@
         </w:rPr>
         <w:t>e</w:t>
       </w:r>
+      <w:proofErr w:type="gramEnd"/>
       <w:r>
         <w:rPr>
           <w:rFonts w:ascii="Arial" w:eastAsia="Arial" w:hAnsi="Arial" w:cs="Arial"/>
@@ -529,6 +812,8 @@
         </w:rPr>
         <w:t xml:space="preserve"> {{</w:t>
       </w:r>
+      <w:proofErr w:type="spellStart"/>
+      <w:proofErr w:type="gramStart"/>
       <w:r>
         <w:rPr>
           <w:rFonts w:ascii="Arial" w:eastAsia="Arial" w:hAnsi="Arial" w:cs="Arial"/>
@@ -563,7 +848,27 @@
           <w:sz w:val="20"/>
           <w:szCs w:val="20"/>
         </w:rPr>
-        <w:t>dress }}</w:t>
+        <w:t>dress</w:t>
+      </w:r>
+      <w:proofErr w:type="spellEnd"/>
+      <w:r>
+        <w:rPr>
+          <w:rFonts w:ascii="Arial" w:eastAsia="Arial" w:hAnsi="Arial" w:cs="Arial"/>
+          <w:color w:val="021A32"/>
+          <w:sz w:val="20"/>
+          <w:szCs w:val="20"/>
+        </w:rPr>
+        <w:t xml:space="preserve"> }</w:t>
+      </w:r>
+      <w:proofErr w:type="gramEnd"/>
+      <w:r>
+        <w:rPr>
+          <w:rFonts w:ascii="Arial" w:eastAsia="Arial" w:hAnsi="Arial" w:cs="Arial"/>
+          <w:color w:val="021A32"/>
+          <w:sz w:val="20"/>
+          <w:szCs w:val="20"/>
+        </w:rPr>
+        <w:t>}</w:t>
       </w:r>
     </w:p>
     <w:sdt>
@@ -592,7 +897,17 @@
               <w:sz w:val="20"/>
               <w:szCs w:val="20"/>
             </w:rPr>
-            <w:t>{{</w:t>
+            <w:t>{</w:t>
+          </w:r>
+          <w:proofErr w:type="gramStart"/>
+          <w:r>
+            <w:rPr>
+              <w:rFonts w:ascii="Arial" w:eastAsia="Arial" w:hAnsi="Arial" w:cs="Arial"/>
+              <w:color w:val="021A32"/>
+              <w:sz w:val="20"/>
+              <w:szCs w:val="20"/>
+            </w:rPr>
+            <w:t>{</w:t>
           </w:r>
           <w:r>
             <w:rPr>
@@ -601,7 +916,17 @@
               <w:sz w:val="20"/>
               <w:szCs w:val="20"/>
             </w:rPr>
-            <w:t xml:space="preserve"> pvr.project</w:t>
+            <w:t xml:space="preserve"> </w:t>
+          </w:r>
+          <w:proofErr w:type="spellStart"/>
+          <w:r>
+            <w:rPr>
+              <w:rFonts w:ascii="Arial" w:eastAsia="Arial" w:hAnsi="Arial" w:cs="Arial"/>
+              <w:color w:val="021A32"/>
+              <w:sz w:val="20"/>
+              <w:szCs w:val="20"/>
+            </w:rPr>
+            <w:t>pvr.project</w:t>
           </w:r>
           <w:r>
             <w:rPr>
@@ -621,6 +946,8 @@
             </w:rPr>
             <w:t>postcode</w:t>
           </w:r>
+          <w:proofErr w:type="spellEnd"/>
+          <w:proofErr w:type="gramEnd"/>
           <w:r>
             <w:rPr>
               <w:rFonts w:ascii="Arial" w:eastAsia="Arial" w:hAnsi="Arial" w:cs="Arial"/>
@@ -630,6 +957,7 @@
             </w:rPr>
             <w:t xml:space="preserve"> }} {{ </w:t>
           </w:r>
+          <w:proofErr w:type="spellStart"/>
           <w:r>
             <w:rPr>
               <w:rFonts w:ascii="Arial" w:eastAsia="Arial" w:hAnsi="Arial" w:cs="Arial"/>
@@ -657,6 +985,7 @@
             </w:rPr>
             <w:t>town</w:t>
           </w:r>
+          <w:proofErr w:type="spellEnd"/>
           <w:r>
             <w:rPr>
               <w:rFonts w:ascii="Arial" w:eastAsia="Arial" w:hAnsi="Arial" w:cs="Arial"/>
@@ -697,8 +1026,9 @@
           <w:sz w:val="20"/>
           <w:szCs w:val="20"/>
         </w:rPr>
-        <w:t xml:space="preserve"> {{ pvr.sign</w:t>
-      </w:r>
+        <w:t xml:space="preserve"> {</w:t>
+      </w:r>
+      <w:proofErr w:type="gramStart"/>
       <w:r>
         <w:rPr>
           <w:rFonts w:ascii="Arial" w:eastAsia="Arial" w:hAnsi="Arial" w:cs="Arial"/>
@@ -706,6 +1036,15 @@
           <w:sz w:val="20"/>
           <w:szCs w:val="20"/>
         </w:rPr>
+        <w:t>{ pvr.sign</w:t>
+      </w:r>
+      <w:r>
+        <w:rPr>
+          <w:rFonts w:ascii="Arial" w:eastAsia="Arial" w:hAnsi="Arial" w:cs="Arial"/>
+          <w:color w:val="021A32"/>
+          <w:sz w:val="20"/>
+          <w:szCs w:val="20"/>
+        </w:rPr>
         <w:t>er</w:t>
       </w:r>
       <w:r>
@@ -715,7 +1054,17 @@
           <w:sz w:val="20"/>
           <w:szCs w:val="20"/>
         </w:rPr>
-        <w:t>2 }}, {{ pvr.sign</w:t>
+        <w:t>2</w:t>
+      </w:r>
+      <w:proofErr w:type="gramEnd"/>
+      <w:r>
+        <w:rPr>
+          <w:rFonts w:ascii="Arial" w:eastAsia="Arial" w:hAnsi="Arial" w:cs="Arial"/>
+          <w:color w:val="021A32"/>
+          <w:sz w:val="20"/>
+          <w:szCs w:val="20"/>
+        </w:rPr>
+        <w:t xml:space="preserve"> }}, {{ pvr.sign</w:t>
       </w:r>
       <w:r>
         <w:rPr>
@@ -766,6 +1115,7 @@
           <w:szCs w:val="20"/>
         </w:rPr>
       </w:pPr>
+      <w:proofErr w:type="gramStart"/>
       <w:r>
         <w:rPr>
           <w:rFonts w:ascii="Arial" w:eastAsia="Arial" w:hAnsi="Arial" w:cs="Arial"/>
@@ -773,7 +1123,17 @@
           <w:sz w:val="20"/>
           <w:szCs w:val="20"/>
         </w:rPr>
-        <w:t>ci-après dénommée le client</w:t>
+        <w:t>ci-après</w:t>
+      </w:r>
+      <w:proofErr w:type="gramEnd"/>
+      <w:r>
+        <w:rPr>
+          <w:rFonts w:ascii="Arial" w:eastAsia="Arial" w:hAnsi="Arial" w:cs="Arial"/>
+          <w:color w:val="000000"/>
+          <w:sz w:val="20"/>
+          <w:szCs w:val="20"/>
+        </w:rPr>
+        <w:t xml:space="preserve"> dénommée le client</w:t>
       </w:r>
     </w:p>
     <w:p>
@@ -823,8 +1183,71 @@
           <w:sz w:val="20"/>
           <w:szCs w:val="20"/>
         </w:rPr>
-        <w:t xml:space="preserve">D’un commun accord entre les parties, {{ param('nom') }} remet ce jour, le {{ </w:t>
-      </w:r>
+        <w:t>D’un commun accord entre les parties, {</w:t>
+      </w:r>
+      <w:proofErr w:type="gramStart"/>
+      <w:r>
+        <w:rPr>
+          <w:rFonts w:ascii="Arial" w:eastAsia="Arial" w:hAnsi="Arial" w:cs="Arial"/>
+          <w:sz w:val="20"/>
+          <w:szCs w:val="20"/>
+        </w:rPr>
+        <w:t xml:space="preserve">{ </w:t>
+      </w:r>
+      <w:proofErr w:type="spellStart"/>
+      <w:r>
+        <w:rPr>
+          <w:rFonts w:ascii="Arial" w:eastAsia="Arial" w:hAnsi="Arial" w:cs="Arial"/>
+          <w:sz w:val="20"/>
+          <w:szCs w:val="20"/>
+        </w:rPr>
+        <w:t>param</w:t>
+      </w:r>
+      <w:proofErr w:type="spellEnd"/>
+      <w:proofErr w:type="gramEnd"/>
+      <w:r>
+        <w:rPr>
+          <w:rFonts w:ascii="Arial" w:eastAsia="Arial" w:hAnsi="Arial" w:cs="Arial"/>
+          <w:sz w:val="20"/>
+          <w:szCs w:val="20"/>
+        </w:rPr>
+        <w:t>('</w:t>
+      </w:r>
+      <w:proofErr w:type="spellStart"/>
+      <w:r>
+        <w:rPr>
+          <w:rFonts w:ascii="Arial" w:eastAsia="Arial" w:hAnsi="Arial" w:cs="Arial"/>
+          <w:sz w:val="20"/>
+          <w:szCs w:val="20"/>
+        </w:rPr>
+        <w:t>je_na</w:t>
+      </w:r>
+      <w:r>
+        <w:rPr>
+          <w:rFonts w:ascii="Arial" w:eastAsia="Arial" w:hAnsi="Arial" w:cs="Arial"/>
+          <w:sz w:val="20"/>
+          <w:szCs w:val="20"/>
+        </w:rPr>
+        <w:t>m</w:t>
+      </w:r>
+      <w:r>
+        <w:rPr>
+          <w:rFonts w:ascii="Arial" w:eastAsia="Arial" w:hAnsi="Arial" w:cs="Arial"/>
+          <w:sz w:val="20"/>
+          <w:szCs w:val="20"/>
+        </w:rPr>
+        <w:t>e</w:t>
+      </w:r>
+      <w:proofErr w:type="spellEnd"/>
+      <w:r>
+        <w:rPr>
+          <w:rFonts w:ascii="Arial" w:eastAsia="Arial" w:hAnsi="Arial" w:cs="Arial"/>
+          <w:sz w:val="20"/>
+          <w:szCs w:val="20"/>
+        </w:rPr>
+        <w:t xml:space="preserve">') }} remet ce jour, le {{ </w:t>
+      </w:r>
+      <w:proofErr w:type="spellStart"/>
       <w:r>
         <w:rPr>
           <w:rFonts w:ascii="Arial" w:eastAsia="Arial" w:hAnsi="Arial" w:cs="Arial"/>
@@ -834,6 +1257,7 @@
         </w:rPr>
         <w:t>pvr.signingDate</w:t>
       </w:r>
+      <w:proofErr w:type="spellEnd"/>
       <w:r>
         <w:rPr>
           <w:rFonts w:ascii="Arial" w:eastAsia="Arial" w:hAnsi="Arial" w:cs="Arial"/>
@@ -842,6 +1266,7 @@
         </w:rPr>
         <w:t xml:space="preserve"> | </w:t>
       </w:r>
+      <w:proofErr w:type="spellStart"/>
       <w:r>
         <w:rPr>
           <w:rFonts w:ascii="Arial" w:eastAsia="Arial" w:hAnsi="Arial" w:cs="Arial"/>
@@ -864,7 +1289,16 @@
           <w:sz w:val="20"/>
           <w:szCs w:val="20"/>
         </w:rPr>
-        <w:t>ate() }}, au client qui l’accepte sans réserve :</w:t>
+        <w:t>ate</w:t>
+      </w:r>
+      <w:proofErr w:type="spellEnd"/>
+      <w:r>
+        <w:rPr>
+          <w:rFonts w:ascii="Arial" w:eastAsia="Arial" w:hAnsi="Arial" w:cs="Arial"/>
+          <w:sz w:val="20"/>
+          <w:szCs w:val="20"/>
+        </w:rPr>
+        <w:t>() }}, au client qui l’accepte sans réserve :</w:t>
       </w:r>
     </w:p>
     <w:p>
@@ -893,7 +1327,38 @@
           <w:sz w:val="20"/>
           <w:szCs w:val="20"/>
         </w:rPr>
-        <w:t>{{ pvr.deliverable }}</w:t>
+        <w:t>{</w:t>
+      </w:r>
+      <w:proofErr w:type="gramStart"/>
+      <w:r>
+        <w:rPr>
+          <w:rFonts w:ascii="Arial" w:eastAsia="Arial" w:hAnsi="Arial" w:cs="Arial"/>
+          <w:color w:val="000000"/>
+          <w:sz w:val="20"/>
+          <w:szCs w:val="20"/>
+        </w:rPr>
+        <w:t xml:space="preserve">{ </w:t>
+      </w:r>
+      <w:proofErr w:type="spellStart"/>
+      <w:r>
+        <w:rPr>
+          <w:rFonts w:ascii="Arial" w:eastAsia="Arial" w:hAnsi="Arial" w:cs="Arial"/>
+          <w:color w:val="000000"/>
+          <w:sz w:val="20"/>
+          <w:szCs w:val="20"/>
+        </w:rPr>
+        <w:t>pvr.deliverable</w:t>
+      </w:r>
+      <w:proofErr w:type="spellEnd"/>
+      <w:proofErr w:type="gramEnd"/>
+      <w:r>
+        <w:rPr>
+          <w:rFonts w:ascii="Arial" w:eastAsia="Arial" w:hAnsi="Arial" w:cs="Arial"/>
+          <w:color w:val="000000"/>
+          <w:sz w:val="20"/>
+          <w:szCs w:val="20"/>
+        </w:rPr>
+        <w:t xml:space="preserve"> }}</w:t>
       </w:r>
     </w:p>
     <w:p>
@@ -930,8 +1395,27 @@
           <w:sz w:val="20"/>
           <w:szCs w:val="20"/>
         </w:rPr>
-        <w:t xml:space="preserve">onvention Étude CE_{{ </w:t>
-      </w:r>
+        <w:t>onvention Étude CE</w:t>
+      </w:r>
+      <w:proofErr w:type="gramStart"/>
+      <w:r>
+        <w:rPr>
+          <w:rFonts w:ascii="Arial" w:eastAsia="Arial" w:hAnsi="Arial" w:cs="Arial"/>
+          <w:sz w:val="20"/>
+          <w:szCs w:val="20"/>
+        </w:rPr>
+        <w:t>_{</w:t>
+      </w:r>
+      <w:proofErr w:type="gramEnd"/>
+      <w:r>
+        <w:rPr>
+          <w:rFonts w:ascii="Arial" w:eastAsia="Arial" w:hAnsi="Arial" w:cs="Arial"/>
+          <w:sz w:val="20"/>
+          <w:szCs w:val="20"/>
+        </w:rPr>
+        <w:t xml:space="preserve">{ </w:t>
+      </w:r>
+      <w:proofErr w:type="spellStart"/>
       <w:r>
         <w:rPr>
           <w:rFonts w:ascii="Arial" w:eastAsia="Arial" w:hAnsi="Arial" w:cs="Arial"/>
@@ -964,6 +1448,7 @@
         </w:rPr>
         <w:t>ber</w:t>
       </w:r>
+      <w:proofErr w:type="spellEnd"/>
       <w:r>
         <w:rPr>
           <w:rFonts w:ascii="Arial" w:eastAsia="Arial" w:hAnsi="Arial" w:cs="Arial"/>
@@ -1016,8 +1501,9 @@
           <w:sz w:val="20"/>
           <w:szCs w:val="20"/>
         </w:rPr>
-        <w:t>{{</w:t>
-      </w:r>
+        <w:t>{</w:t>
+      </w:r>
+      <w:proofErr w:type="gramStart"/>
       <w:r>
         <w:rPr>
           <w:rFonts w:ascii="Arial" w:eastAsia="Arial" w:hAnsi="Arial" w:cs="Arial"/>
@@ -1025,6 +1511,15 @@
           <w:sz w:val="20"/>
           <w:szCs w:val="20"/>
         </w:rPr>
+        <w:t>{</w:t>
+      </w:r>
+      <w:r>
+        <w:rPr>
+          <w:rFonts w:ascii="Arial" w:eastAsia="Arial" w:hAnsi="Arial" w:cs="Arial"/>
+          <w:color w:val="021A32"/>
+          <w:sz w:val="20"/>
+          <w:szCs w:val="20"/>
+        </w:rPr>
         <w:t xml:space="preserve"> pvr.</w:t>
       </w:r>
       <w:r>
@@ -1052,8 +1547,9 @@
           <w:sz w:val="20"/>
           <w:szCs w:val="20"/>
         </w:rPr>
-        <w:t xml:space="preserve">name </w:t>
-      </w:r>
+        <w:t>name</w:t>
+      </w:r>
+      <w:proofErr w:type="gramEnd"/>
       <w:r>
         <w:rPr>
           <w:rFonts w:ascii="Arial" w:eastAsia="Arial" w:hAnsi="Arial" w:cs="Arial"/>
@@ -1061,6 +1557,15 @@
           <w:sz w:val="20"/>
           <w:szCs w:val="20"/>
         </w:rPr>
+        <w:t xml:space="preserve"> </w:t>
+      </w:r>
+      <w:r>
+        <w:rPr>
+          <w:rFonts w:ascii="Arial" w:eastAsia="Arial" w:hAnsi="Arial" w:cs="Arial"/>
+          <w:color w:val="021A32"/>
+          <w:sz w:val="20"/>
+          <w:szCs w:val="20"/>
+        </w:rPr>
         <w:t>}}</w:t>
       </w:r>
       <w:r>
@@ -1069,8 +1574,27 @@
           <w:sz w:val="20"/>
           <w:szCs w:val="20"/>
         </w:rPr>
-        <w:t xml:space="preserve"> sera réputé avoir agréé lesdits livrables. Ces observations ne pourront porter que sur des éléments du cahier des charges défini dans la Convention Étude CE_{{ </w:t>
-      </w:r>
+        <w:t xml:space="preserve"> sera réputé avoir agréé lesdits livrables. Ces observations ne pourront porter que sur des éléments du cahier des charges défini dans la Convention Étude CE</w:t>
+      </w:r>
+      <w:proofErr w:type="gramStart"/>
+      <w:r>
+        <w:rPr>
+          <w:rFonts w:ascii="Arial" w:eastAsia="Arial" w:hAnsi="Arial" w:cs="Arial"/>
+          <w:sz w:val="20"/>
+          <w:szCs w:val="20"/>
+        </w:rPr>
+        <w:t>_{</w:t>
+      </w:r>
+      <w:proofErr w:type="gramEnd"/>
+      <w:r>
+        <w:rPr>
+          <w:rFonts w:ascii="Arial" w:eastAsia="Arial" w:hAnsi="Arial" w:cs="Arial"/>
+          <w:sz w:val="20"/>
+          <w:szCs w:val="20"/>
+        </w:rPr>
+        <w:t xml:space="preserve">{ </w:t>
+      </w:r>
+      <w:proofErr w:type="spellStart"/>
       <w:r>
         <w:rPr>
           <w:rFonts w:ascii="Arial" w:eastAsia="Arial" w:hAnsi="Arial" w:cs="Arial"/>
@@ -1103,6 +1627,7 @@
         </w:rPr>
         <w:t>ber</w:t>
       </w:r>
+      <w:proofErr w:type="spellEnd"/>
       <w:r>
         <w:rPr>
           <w:rFonts w:ascii="Arial" w:eastAsia="Arial" w:hAnsi="Arial" w:cs="Arial"/>
@@ -1214,8 +1739,9 @@
           <w:sz w:val="20"/>
           <w:szCs w:val="20"/>
         </w:rPr>
-        <w:t xml:space="preserve">Le {{ </w:t>
-      </w:r>
+        <w:t>Le {</w:t>
+      </w:r>
+      <w:proofErr w:type="gramStart"/>
       <w:r>
         <w:rPr>
           <w:rFonts w:ascii="Arial" w:eastAsia="Arial" w:hAnsi="Arial" w:cs="Arial"/>
@@ -1223,8 +1749,20 @@
           <w:sz w:val="20"/>
           <w:szCs w:val="20"/>
         </w:rPr>
+        <w:t xml:space="preserve">{ </w:t>
+      </w:r>
+      <w:proofErr w:type="spellStart"/>
+      <w:r>
+        <w:rPr>
+          <w:rFonts w:ascii="Arial" w:eastAsia="Arial" w:hAnsi="Arial" w:cs="Arial"/>
+          <w:color w:val="000000"/>
+          <w:sz w:val="20"/>
+          <w:szCs w:val="20"/>
+        </w:rPr>
         <w:t>pvr.signingDate</w:t>
       </w:r>
+      <w:proofErr w:type="spellEnd"/>
+      <w:proofErr w:type="gramEnd"/>
       <w:r>
         <w:rPr>
           <w:rFonts w:ascii="Arial" w:eastAsia="Arial" w:hAnsi="Arial" w:cs="Arial"/>
@@ -1234,6 +1772,7 @@
         </w:rPr>
         <w:t xml:space="preserve"> | </w:t>
       </w:r>
+      <w:proofErr w:type="spellStart"/>
       <w:r>
         <w:rPr>
           <w:rFonts w:ascii="Arial" w:eastAsia="Arial" w:hAnsi="Arial" w:cs="Arial"/>
@@ -1259,7 +1798,17 @@
           <w:sz w:val="20"/>
           <w:szCs w:val="20"/>
         </w:rPr>
-        <w:t>ate()</w:t>
+        <w:t>ate</w:t>
+      </w:r>
+      <w:proofErr w:type="spellEnd"/>
+      <w:r>
+        <w:rPr>
+          <w:rFonts w:ascii="Arial" w:eastAsia="Arial" w:hAnsi="Arial" w:cs="Arial"/>
+          <w:color w:val="000000"/>
+          <w:sz w:val="20"/>
+          <w:szCs w:val="20"/>
+        </w:rPr>
+        <w:t>()</w:t>
       </w:r>
       <w:r>
         <w:rPr>
@@ -1335,7 +1884,17 @@
                 <w:sz w:val="20"/>
                 <w:szCs w:val="20"/>
               </w:rPr>
-              <w:t>Pour {{</w:t>
+              <w:t>Pour {</w:t>
+            </w:r>
+            <w:proofErr w:type="gramStart"/>
+            <w:r>
+              <w:rPr>
+                <w:rFonts w:ascii="Arial" w:eastAsia="Arial" w:hAnsi="Arial" w:cs="Arial"/>
+                <w:color w:val="000000"/>
+                <w:sz w:val="20"/>
+                <w:szCs w:val="20"/>
+              </w:rPr>
+              <w:t>{</w:t>
             </w:r>
             <w:r>
               <w:rPr>
@@ -1364,6 +1923,7 @@
               </w:rPr>
               <w:t>name</w:t>
             </w:r>
+            <w:proofErr w:type="gramEnd"/>
             <w:r>
               <w:rPr>
                 <w:rFonts w:ascii="Arial" w:eastAsia="Arial" w:hAnsi="Arial" w:cs="Arial"/>
@@ -1502,7 +2062,17 @@
                 <w:sz w:val="20"/>
                 <w:szCs w:val="20"/>
               </w:rPr>
-              <w:t>{{</w:t>
+              <w:t>{</w:t>
+            </w:r>
+            <w:proofErr w:type="gramStart"/>
+            <w:r>
+              <w:rPr>
+                <w:rFonts w:ascii="Arial" w:eastAsia="Arial" w:hAnsi="Arial" w:cs="Arial"/>
+                <w:color w:val="000000"/>
+                <w:sz w:val="20"/>
+                <w:szCs w:val="20"/>
+              </w:rPr>
+              <w:t>{</w:t>
             </w:r>
             <w:r>
               <w:rPr>
@@ -1513,6 +2083,7 @@
               </w:rPr>
               <w:t xml:space="preserve"> pvr.signer2</w:t>
             </w:r>
+            <w:proofErr w:type="gramEnd"/>
             <w:r>
               <w:rPr>
                 <w:rFonts w:ascii="Arial" w:eastAsia="Arial" w:hAnsi="Arial" w:cs="Arial"/>
@@ -1547,7 +2118,17 @@
                 <w:sz w:val="20"/>
                 <w:szCs w:val="20"/>
               </w:rPr>
-              <w:t>{{</w:t>
+              <w:t>{</w:t>
+            </w:r>
+            <w:proofErr w:type="gramStart"/>
+            <w:r>
+              <w:rPr>
+                <w:rFonts w:ascii="Arial" w:eastAsia="Arial" w:hAnsi="Arial" w:cs="Arial"/>
+                <w:color w:val="000000"/>
+                <w:sz w:val="20"/>
+                <w:szCs w:val="20"/>
+              </w:rPr>
+              <w:t>{</w:t>
             </w:r>
             <w:r>
               <w:rPr>
@@ -1594,6 +2175,7 @@
               </w:rPr>
               <w:t>ition</w:t>
             </w:r>
+            <w:proofErr w:type="gramEnd"/>
             <w:r>
               <w:rPr>
                 <w:rFonts w:ascii="Arial" w:eastAsia="Arial" w:hAnsi="Arial" w:cs="Arial"/>
@@ -1624,6 +2206,7 @@
                 <w:color w:val="021A32"/>
                 <w:sz w:val="20"/>
                 <w:szCs w:val="20"/>
+                <w:lang w:val="en-GB"/>
               </w:rPr>
             </w:pPr>
             <w:r>
@@ -1632,15 +2215,81 @@
                 <w:color w:val="000000"/>
                 <w:sz w:val="20"/>
                 <w:szCs w:val="20"/>
-              </w:rPr>
-              <w:t>Pour {{ param('nom') }}</w:t>
+                <w:lang w:val="en-GB"/>
+              </w:rPr>
+              <w:t xml:space="preserve">Pour {{ </w:t>
+            </w:r>
+            <w:proofErr w:type="spellStart"/>
+            <w:r>
+              <w:rPr>
+                <w:rFonts w:ascii="Arial" w:eastAsia="Arial" w:hAnsi="Arial" w:cs="Arial"/>
+                <w:color w:val="000000"/>
+                <w:sz w:val="20"/>
+                <w:szCs w:val="20"/>
+                <w:lang w:val="en-GB"/>
+              </w:rPr>
+              <w:t>param</w:t>
+            </w:r>
+            <w:proofErr w:type="spellEnd"/>
+            <w:r>
+              <w:rPr>
+                <w:rFonts w:ascii="Arial" w:eastAsia="Arial" w:hAnsi="Arial" w:cs="Arial"/>
+                <w:color w:val="000000"/>
+                <w:sz w:val="20"/>
+                <w:szCs w:val="20"/>
+                <w:lang w:val="en-GB"/>
+              </w:rPr>
+              <w:t>('</w:t>
+            </w:r>
+            <w:proofErr w:type="spellStart"/>
+            <w:r>
+              <w:rPr>
+                <w:rFonts w:ascii="Arial" w:eastAsia="Arial" w:hAnsi="Arial" w:cs="Arial"/>
+                <w:color w:val="000000"/>
+                <w:sz w:val="20"/>
+                <w:szCs w:val="20"/>
+                <w:lang w:val="en-GB"/>
+              </w:rPr>
+              <w:t>je_na</w:t>
             </w:r>
             <w:r>
               <w:rPr>
                 <w:rFonts w:ascii="Arial" w:eastAsia="Arial" w:hAnsi="Arial" w:cs="Arial"/>
+                <w:color w:val="000000"/>
+                <w:sz w:val="20"/>
+                <w:szCs w:val="20"/>
+                <w:lang w:val="en-GB"/>
+              </w:rPr>
+              <w:t>m</w:t>
+            </w:r>
+            <w:r>
+              <w:rPr>
+                <w:rFonts w:ascii="Arial" w:eastAsia="Arial" w:hAnsi="Arial" w:cs="Arial"/>
+                <w:color w:val="000000"/>
+                <w:sz w:val="20"/>
+                <w:szCs w:val="20"/>
+                <w:lang w:val="en-GB"/>
+              </w:rPr>
+              <w:t>e</w:t>
+            </w:r>
+            <w:proofErr w:type="spellEnd"/>
+            <w:r>
+              <w:rPr>
+                <w:rFonts w:ascii="Arial" w:eastAsia="Arial" w:hAnsi="Arial" w:cs="Arial"/>
+                <w:color w:val="000000"/>
+                <w:sz w:val="20"/>
+                <w:szCs w:val="20"/>
+                <w:lang w:val="en-GB"/>
+              </w:rPr>
+              <w:t>') }}</w:t>
+            </w:r>
+            <w:r>
+              <w:rPr>
+                <w:rFonts w:ascii="Arial" w:eastAsia="Arial" w:hAnsi="Arial" w:cs="Arial"/>
                 <w:color w:val="021A32"/>
                 <w:sz w:val="20"/>
                 <w:szCs w:val="20"/>
+                <w:lang w:val="en-GB"/>
               </w:rPr>
               <w:t>,</w:t>
             </w:r>
@@ -1661,6 +2310,7 @@
                 <w:color w:val="7F7F7F"/>
                 <w:sz w:val="18"/>
                 <w:szCs w:val="18"/>
+                <w:lang w:val="en-GB"/>
               </w:rPr>
             </w:pPr>
           </w:p>
@@ -1680,6 +2330,7 @@
                 <w:color w:val="7F7F7F"/>
                 <w:sz w:val="20"/>
                 <w:szCs w:val="20"/>
+                <w:lang w:val="en-GB"/>
               </w:rPr>
             </w:pPr>
           </w:p>
@@ -1699,6 +2350,7 @@
                 <w:color w:val="7F7F7F"/>
                 <w:sz w:val="20"/>
                 <w:szCs w:val="20"/>
+                <w:lang w:val="en-GB"/>
               </w:rPr>
             </w:pPr>
           </w:p>
@@ -1717,6 +2369,7 @@
                 <w:color w:val="021A32"/>
                 <w:sz w:val="20"/>
                 <w:szCs w:val="20"/>
+                <w:lang w:val="en-GB"/>
               </w:rPr>
             </w:pPr>
           </w:p>
@@ -1732,29 +2385,10 @@
               <w:ind w:left="278"/>
               <w:rPr>
                 <w:rFonts w:ascii="Arial" w:eastAsia="Arial" w:hAnsi="Arial" w:cs="Arial"/>
-                <w:i/>
                 <w:color w:val="000000"/>
                 <w:sz w:val="20"/>
                 <w:szCs w:val="20"/>
-              </w:rPr>
-            </w:pPr>
-          </w:p>
-          <w:p>
-            <w:pPr>
-              <w:pBdr>
-                <w:top w:val="nil"/>
-                <w:left w:val="nil"/>
-                <w:bottom w:val="nil"/>
-                <w:right w:val="nil"/>
-                <w:between w:val="nil"/>
-              </w:pBdr>
-              <w:ind w:left="278"/>
-              <w:rPr>
-                <w:rFonts w:ascii="Arial" w:eastAsia="Arial" w:hAnsi="Arial" w:cs="Arial"/>
-                <w:i/>
-                <w:color w:val="000000"/>
-                <w:sz w:val="20"/>
-                <w:szCs w:val="20"/>
+                <w:lang w:val="en-GB"/>
               </w:rPr>
             </w:pPr>
             <w:r>
@@ -1763,8 +2397,31 @@
                 <w:color w:val="000000"/>
                 <w:sz w:val="20"/>
                 <w:szCs w:val="20"/>
-              </w:rPr>
-              <w:t>{{</w:t>
+                <w:lang w:val="en-GB"/>
+              </w:rPr>
+              <w:t xml:space="preserve">{{ </w:t>
+            </w:r>
+            <w:proofErr w:type="spellStart"/>
+            <w:r>
+              <w:rPr>
+                <w:rFonts w:ascii="Arial" w:eastAsia="Arial" w:hAnsi="Arial" w:cs="Arial"/>
+                <w:color w:val="000000"/>
+                <w:sz w:val="20"/>
+                <w:szCs w:val="20"/>
+                <w:lang w:val="en-GB"/>
+              </w:rPr>
+              <w:t>param</w:t>
+            </w:r>
+            <w:proofErr w:type="spellEnd"/>
+            <w:r>
+              <w:rPr>
+                <w:rFonts w:ascii="Arial" w:eastAsia="Arial" w:hAnsi="Arial" w:cs="Arial"/>
+                <w:color w:val="000000"/>
+                <w:sz w:val="20"/>
+                <w:szCs w:val="20"/>
+                <w:lang w:val="en-GB"/>
+              </w:rPr>
+              <w:t>(</w:t>
             </w:r>
             <w:r>
               <w:rPr>
@@ -1772,8 +2429,31 @@
                 <w:color w:val="000000"/>
                 <w:sz w:val="20"/>
                 <w:szCs w:val="20"/>
-              </w:rPr>
-              <w:t xml:space="preserve"> </w:t>
+                <w:lang w:val="en-GB"/>
+              </w:rPr>
+              <w:t>'</w:t>
+            </w:r>
+            <w:proofErr w:type="spellStart"/>
+            <w:r>
+              <w:rPr>
+                <w:rFonts w:ascii="Arial" w:eastAsia="Arial" w:hAnsi="Arial" w:cs="Arial"/>
+                <w:color w:val="000000"/>
+                <w:sz w:val="20"/>
+                <w:szCs w:val="20"/>
+                <w:lang w:val="en-GB"/>
+              </w:rPr>
+              <w:t>president_text</w:t>
+            </w:r>
+            <w:proofErr w:type="spellEnd"/>
+            <w:r>
+              <w:rPr>
+                <w:rFonts w:ascii="Arial" w:eastAsia="Arial" w:hAnsi="Arial" w:cs="Arial"/>
+                <w:color w:val="000000"/>
+                <w:sz w:val="20"/>
+                <w:szCs w:val="20"/>
+                <w:lang w:val="en-GB"/>
+              </w:rPr>
+              <w:t>'</w:t>
             </w:r>
             <w:r>
               <w:rPr>
@@ -1781,8 +2461,9 @@
                 <w:color w:val="000000"/>
                 <w:sz w:val="20"/>
                 <w:szCs w:val="20"/>
-              </w:rPr>
-              <w:t>param('presidentPrenom') }} {{ param('presidentNom') }}</w:t>
+                <w:lang w:val="en-GB"/>
+              </w:rPr>
+              <w:t>) }}</w:t>
             </w:r>
           </w:p>
           <w:p>
@@ -1797,9 +2478,11 @@
               <w:ind w:left="278"/>
               <w:rPr>
                 <w:rFonts w:ascii="Arial" w:eastAsia="Arial" w:hAnsi="Arial" w:cs="Arial"/>
-                <w:color w:val="021A32"/>
-                <w:sz w:val="20"/>
-                <w:szCs w:val="20"/>
+                <w:i/>
+                <w:color w:val="000000"/>
+                <w:sz w:val="20"/>
+                <w:szCs w:val="20"/>
+                <w:lang w:val="en-GB"/>
               </w:rPr>
             </w:pPr>
             <w:r>
@@ -1808,8 +2491,127 @@
                 <w:color w:val="000000"/>
                 <w:sz w:val="20"/>
                 <w:szCs w:val="20"/>
-              </w:rPr>
-              <w:t>Président</w:t>
+                <w:lang w:val="en-GB"/>
+              </w:rPr>
+              <w:t>{{</w:t>
+            </w:r>
+            <w:r>
+              <w:rPr>
+                <w:rFonts w:ascii="Arial" w:eastAsia="Arial" w:hAnsi="Arial" w:cs="Arial"/>
+                <w:color w:val="000000"/>
+                <w:sz w:val="20"/>
+                <w:szCs w:val="20"/>
+                <w:lang w:val="en-GB"/>
+              </w:rPr>
+              <w:t xml:space="preserve"> </w:t>
+            </w:r>
+            <w:proofErr w:type="spellStart"/>
+            <w:r>
+              <w:rPr>
+                <w:rFonts w:ascii="Arial" w:eastAsia="Arial" w:hAnsi="Arial" w:cs="Arial"/>
+                <w:color w:val="000000"/>
+                <w:sz w:val="20"/>
+                <w:szCs w:val="20"/>
+                <w:lang w:val="en-GB"/>
+              </w:rPr>
+              <w:t>param</w:t>
+            </w:r>
+            <w:proofErr w:type="spellEnd"/>
+            <w:r>
+              <w:rPr>
+                <w:rFonts w:ascii="Arial" w:eastAsia="Arial" w:hAnsi="Arial" w:cs="Arial"/>
+                <w:color w:val="000000"/>
+                <w:sz w:val="20"/>
+                <w:szCs w:val="20"/>
+                <w:lang w:val="en-GB"/>
+              </w:rPr>
+              <w:t>('</w:t>
+            </w:r>
+            <w:proofErr w:type="spellStart"/>
+            <w:r>
+              <w:rPr>
+                <w:rFonts w:ascii="Arial" w:eastAsia="Arial" w:hAnsi="Arial" w:cs="Arial"/>
+                <w:color w:val="000000"/>
+                <w:sz w:val="20"/>
+                <w:szCs w:val="20"/>
+                <w:lang w:val="en-GB"/>
+              </w:rPr>
+              <w:t>president</w:t>
+            </w:r>
+            <w:r>
+              <w:rPr>
+                <w:rFonts w:ascii="Arial" w:eastAsia="Arial" w:hAnsi="Arial" w:cs="Arial"/>
+                <w:color w:val="000000"/>
+                <w:sz w:val="20"/>
+                <w:szCs w:val="20"/>
+                <w:lang w:val="en-GB"/>
+              </w:rPr>
+              <w:t>_firstname</w:t>
+            </w:r>
+            <w:proofErr w:type="spellEnd"/>
+            <w:r>
+              <w:rPr>
+                <w:rFonts w:ascii="Arial" w:eastAsia="Arial" w:hAnsi="Arial" w:cs="Arial"/>
+                <w:color w:val="000000"/>
+                <w:sz w:val="20"/>
+                <w:szCs w:val="20"/>
+                <w:lang w:val="en-GB"/>
+              </w:rPr>
+              <w:t>'</w:t>
+            </w:r>
+            <w:r>
+              <w:rPr>
+                <w:rFonts w:ascii="Arial" w:eastAsia="Arial" w:hAnsi="Arial" w:cs="Arial"/>
+                <w:color w:val="000000"/>
+                <w:sz w:val="20"/>
+                <w:szCs w:val="20"/>
+                <w:lang w:val="en-GB"/>
+              </w:rPr>
+              <w:t xml:space="preserve">) }} {{ </w:t>
+            </w:r>
+            <w:proofErr w:type="spellStart"/>
+            <w:r>
+              <w:rPr>
+                <w:rFonts w:ascii="Arial" w:eastAsia="Arial" w:hAnsi="Arial" w:cs="Arial"/>
+                <w:color w:val="000000"/>
+                <w:sz w:val="20"/>
+                <w:szCs w:val="20"/>
+                <w:lang w:val="en-GB"/>
+              </w:rPr>
+              <w:t>param</w:t>
+            </w:r>
+            <w:proofErr w:type="spellEnd"/>
+            <w:r>
+              <w:rPr>
+                <w:rFonts w:ascii="Arial" w:eastAsia="Arial" w:hAnsi="Arial" w:cs="Arial"/>
+                <w:color w:val="000000"/>
+                <w:sz w:val="20"/>
+                <w:szCs w:val="20"/>
+                <w:lang w:val="en-GB"/>
+              </w:rPr>
+              <w:t>('</w:t>
+            </w:r>
+            <w:proofErr w:type="spellStart"/>
+            <w:r>
+              <w:rPr>
+                <w:rFonts w:ascii="Arial" w:eastAsia="Arial" w:hAnsi="Arial" w:cs="Arial"/>
+                <w:color w:val="000000"/>
+                <w:sz w:val="20"/>
+                <w:szCs w:val="20"/>
+                <w:lang w:val="en-GB"/>
+              </w:rPr>
+              <w:t>president_lastname</w:t>
+            </w:r>
+            <w:proofErr w:type="spellEnd"/>
+            <w:r>
+              <w:rPr>
+                <w:rFonts w:ascii="Arial" w:eastAsia="Arial" w:hAnsi="Arial" w:cs="Arial"/>
+                <w:color w:val="000000"/>
+                <w:sz w:val="20"/>
+                <w:szCs w:val="20"/>
+                <w:lang w:val="en-GB"/>
+              </w:rPr>
+              <w:t>') }}</w:t>
             </w:r>
           </w:p>
         </w:tc>
@@ -1821,6 +2623,7 @@
           <w:rFonts w:ascii="Arial" w:eastAsia="Arial" w:hAnsi="Arial" w:cs="Arial"/>
           <w:sz w:val="20"/>
           <w:szCs w:val="20"/>
+          <w:lang w:val="en-GB"/>
         </w:rPr>
       </w:pPr>
     </w:p>
@@ -1839,7 +2642,7 @@
 </file>
 
 <file path=word/endnotes.xml><?xml version="1.0" encoding="utf-8"?>
-<w:endnotes xmlns:wpc="http://schemas.microsoft.com/office/word/2010/wordprocessingCanvas" xmlns:cx="http://schemas.microsoft.com/office/drawing/2014/chartex" xmlns:cx1="http://schemas.microsoft.com/office/drawing/2015/9/8/chartex" xmlns:cx2="http://schemas.microsoft.com/office/drawing/2015/10/21/chartex" xmlns:cx3="http://schemas.microsoft.com/office/drawing/2016/5/9/chartex" xmlns:cx4="http://schemas.microsoft.com/office/drawing/2016/5/10/chartex" xmlns:cx5="http://schemas.microsoft.com/office/drawing/2016/5/11/chartex" xmlns:cx6="http://schemas.microsoft.com/office/drawing/2016/5/12/chartex" xmlns:cx7="http://schemas.microsoft.com/office/drawing/2016/5/13/chartex" xmlns:cx8="http://schemas.microsoft.com/office/drawing/2016/5/14/chartex" xmlns:mc="http://schemas.openxmlformats.org/markup-compatibility/2006" xmlns:aink="http://schemas.microsoft.com/office/drawing/2016/ink" xmlns:am3d="http://schemas.microsoft.com/office/drawing/2017/model3d" xmlns:o="urn:schemas-microsoft-com:office:office" xmlns:r="http://schemas.openxmlformats.org/officeDocument/2006/relationships" xmlns:m="http://schemas.openxmlformats.org/officeDocument/2006/math" xmlns:v="urn:schemas-microsoft-com:vml" xmlns:wp14="http://schemas.microsoft.com/office/word/2010/wordprocessingDrawing" xmlns:wp="http://schemas.openxmlformats.org/drawingml/2006/wordprocessingDrawing" xmlns:w10="urn:schemas-microsoft-com:office:word" xmlns:w="http://schemas.openxmlformats.org/wordprocessingml/2006/main" xmlns:w14="http://schemas.microsoft.com/office/word/2010/wordml" xmlns:w15="http://schemas.microsoft.com/office/word/2012/wordml" xmlns:w16cex="http://schemas.microsoft.com/office/word/2018/wordml/cex" xmlns:w16cid="http://schemas.microsoft.com/office/word/2016/wordml/cid" xmlns:w16="http://schemas.microsoft.com/office/word/2018/wordml" xmlns:w16se="http://schemas.microsoft.com/office/word/2015/wordml/symex" xmlns:wpg="http://schemas.microsoft.com/office/word/2010/wordprocessingGroup" xmlns:wpi="http://schemas.microsoft.com/office/word/2010/wordprocessingInk" xmlns:wne="http://schemas.microsoft.com/office/word/2006/wordml" xmlns:wps="http://schemas.microsoft.com/office/word/2010/wordprocessingShape" mc:Ignorable="w14 w15 w16se w16cid w16 w16cex wp14">
+<w:endnotes xmlns:wpc="http://schemas.microsoft.com/office/word/2010/wordprocessingCanvas" xmlns:mc="http://schemas.openxmlformats.org/markup-compatibility/2006" xmlns:o="urn:schemas-microsoft-com:office:office" xmlns:r="http://schemas.openxmlformats.org/officeDocument/2006/relationships" xmlns:m="http://schemas.openxmlformats.org/officeDocument/2006/math" xmlns:v="urn:schemas-microsoft-com:vml" xmlns:wp14="http://schemas.microsoft.com/office/word/2010/wordprocessingDrawing" xmlns:wp="http://schemas.openxmlformats.org/drawingml/2006/wordprocessingDrawing" xmlns:w10="urn:schemas-microsoft-com:office:word" xmlns:w="http://schemas.openxmlformats.org/wordprocessingml/2006/main" xmlns:w14="http://schemas.microsoft.com/office/word/2010/wordml" xmlns:w15="http://schemas.microsoft.com/office/word/2012/wordml" xmlns:wpg="http://schemas.microsoft.com/office/word/2010/wordprocessingGroup" xmlns:wpi="http://schemas.microsoft.com/office/word/2010/wordprocessingInk" xmlns:wne="http://schemas.microsoft.com/office/word/2006/wordml" xmlns:wps="http://schemas.microsoft.com/office/word/2010/wordprocessingShape" mc:Ignorable="w14 w15 wp14">
   <w:endnote w:type="separator" w:id="-1">
     <w:p>
       <w:r>
@@ -1858,7 +2661,7 @@
 </file>
 
 <file path=word/footer1.xml><?xml version="1.0" encoding="utf-8"?>
-<w:ftr xmlns:wpc="http://schemas.microsoft.com/office/word/2010/wordprocessingCanvas" xmlns:cx="http://schemas.microsoft.com/office/drawing/2014/chartex" xmlns:cx1="http://schemas.microsoft.com/office/drawing/2015/9/8/chartex" xmlns:cx2="http://schemas.microsoft.com/office/drawing/2015/10/21/chartex" xmlns:cx3="http://schemas.microsoft.com/office/drawing/2016/5/9/chartex" xmlns:cx4="http://schemas.microsoft.com/office/drawing/2016/5/10/chartex" xmlns:cx5="http://schemas.microsoft.com/office/drawing/2016/5/11/chartex" xmlns:cx6="http://schemas.microsoft.com/office/drawing/2016/5/12/chartex" xmlns:cx7="http://schemas.microsoft.com/office/drawing/2016/5/13/chartex" xmlns:cx8="http://schemas.microsoft.com/office/drawing/2016/5/14/chartex" xmlns:mc="http://schemas.openxmlformats.org/markup-compatibility/2006" xmlns:aink="http://schemas.microsoft.com/office/drawing/2016/ink" xmlns:am3d="http://schemas.microsoft.com/office/drawing/2017/model3d" xmlns:o="urn:schemas-microsoft-com:office:office" xmlns:r="http://schemas.openxmlformats.org/officeDocument/2006/relationships" xmlns:m="http://schemas.openxmlformats.org/officeDocument/2006/math" xmlns:v="urn:schemas-microsoft-com:vml" xmlns:wp14="http://schemas.microsoft.com/office/word/2010/wordprocessingDrawing" xmlns:wp="http://schemas.openxmlformats.org/drawingml/2006/wordprocessingDrawing" xmlns:w10="urn:schemas-microsoft-com:office:word" xmlns:w="http://schemas.openxmlformats.org/wordprocessingml/2006/main" xmlns:w14="http://schemas.microsoft.com/office/word/2010/wordml" xmlns:w15="http://schemas.microsoft.com/office/word/2012/wordml" xmlns:w16cex="http://schemas.microsoft.com/office/word/2018/wordml/cex" xmlns:w16cid="http://schemas.microsoft.com/office/word/2016/wordml/cid" xmlns:w16="http://schemas.microsoft.com/office/word/2018/wordml" xmlns:w16se="http://schemas.microsoft.com/office/word/2015/wordml/symex" xmlns:wpg="http://schemas.microsoft.com/office/word/2010/wordprocessingGroup" xmlns:wpi="http://schemas.microsoft.com/office/word/2010/wordprocessingInk" xmlns:wne="http://schemas.microsoft.com/office/word/2006/wordml" xmlns:wps="http://schemas.microsoft.com/office/word/2010/wordprocessingShape" mc:Ignorable="w14 w15 w16se w16cid w16 w16cex wp14">
+<w:ftr xmlns:wpc="http://schemas.microsoft.com/office/word/2010/wordprocessingCanvas" xmlns:mc="http://schemas.openxmlformats.org/markup-compatibility/2006" xmlns:o="urn:schemas-microsoft-com:office:office" xmlns:r="http://schemas.openxmlformats.org/officeDocument/2006/relationships" xmlns:m="http://schemas.openxmlformats.org/officeDocument/2006/math" xmlns:v="urn:schemas-microsoft-com:vml" xmlns:wp14="http://schemas.microsoft.com/office/word/2010/wordprocessingDrawing" xmlns:wp="http://schemas.openxmlformats.org/drawingml/2006/wordprocessingDrawing" xmlns:w10="urn:schemas-microsoft-com:office:word" xmlns:w="http://schemas.openxmlformats.org/wordprocessingml/2006/main" xmlns:w14="http://schemas.microsoft.com/office/word/2010/wordml" xmlns:w15="http://schemas.microsoft.com/office/word/2012/wordml" xmlns:wpg="http://schemas.microsoft.com/office/word/2010/wordprocessingGroup" xmlns:wpi="http://schemas.microsoft.com/office/word/2010/wordprocessingInk" xmlns:wne="http://schemas.microsoft.com/office/word/2006/wordml" xmlns:wps="http://schemas.microsoft.com/office/word/2010/wordprocessingShape" mc:Ignorable="w14 w15 wp14">
   <w:p>
     <w:pPr>
       <w:pBdr>
@@ -1930,7 +2733,38 @@
         <w:sz w:val="16"/>
         <w:szCs w:val="16"/>
       </w:rPr>
-      <w:t>{{ pvr.reference }}</w:t>
+      <w:t>{</w:t>
+    </w:r>
+    <w:proofErr w:type="gramStart"/>
+    <w:r>
+      <w:rPr>
+        <w:rFonts w:ascii="Verdana" w:eastAsia="Verdana" w:hAnsi="Verdana" w:cs="Verdana"/>
+        <w:color w:val="000000"/>
+        <w:sz w:val="16"/>
+        <w:szCs w:val="16"/>
+      </w:rPr>
+      <w:t xml:space="preserve">{ </w:t>
+    </w:r>
+    <w:proofErr w:type="spellStart"/>
+    <w:r>
+      <w:rPr>
+        <w:rFonts w:ascii="Verdana" w:eastAsia="Verdana" w:hAnsi="Verdana" w:cs="Verdana"/>
+        <w:color w:val="000000"/>
+        <w:sz w:val="16"/>
+        <w:szCs w:val="16"/>
+      </w:rPr>
+      <w:t>pvr.reference</w:t>
+    </w:r>
+    <w:proofErr w:type="spellEnd"/>
+    <w:proofErr w:type="gramEnd"/>
+    <w:r>
+      <w:rPr>
+        <w:rFonts w:ascii="Verdana" w:eastAsia="Verdana" w:hAnsi="Verdana" w:cs="Verdana"/>
+        <w:color w:val="000000"/>
+        <w:sz w:val="16"/>
+        <w:szCs w:val="16"/>
+      </w:rPr>
+      <w:t xml:space="preserve"> }}</w:t>
     </w:r>
     <w:r>
       <w:rPr>
@@ -2118,7 +2952,76 @@
         <w:sz w:val="18"/>
         <w:szCs w:val="18"/>
       </w:rPr>
-      <w:t>{{ param('nom') }}, Junior-Entreprise de l'INSA de Rennes</w:t>
+      <w:t>{</w:t>
+    </w:r>
+    <w:proofErr w:type="gramStart"/>
+    <w:r>
+      <w:rPr>
+        <w:rFonts w:ascii="Arial" w:eastAsia="Arial" w:hAnsi="Arial" w:cs="Arial"/>
+        <w:color w:val="000000"/>
+        <w:sz w:val="18"/>
+        <w:szCs w:val="18"/>
+      </w:rPr>
+      <w:t xml:space="preserve">{ </w:t>
+    </w:r>
+    <w:proofErr w:type="spellStart"/>
+    <w:r>
+      <w:rPr>
+        <w:rFonts w:ascii="Arial" w:eastAsia="Arial" w:hAnsi="Arial" w:cs="Arial"/>
+        <w:color w:val="000000"/>
+        <w:sz w:val="18"/>
+        <w:szCs w:val="18"/>
+      </w:rPr>
+      <w:t>param</w:t>
+    </w:r>
+    <w:proofErr w:type="spellEnd"/>
+    <w:proofErr w:type="gramEnd"/>
+    <w:r>
+      <w:rPr>
+        <w:rFonts w:ascii="Arial" w:eastAsia="Arial" w:hAnsi="Arial" w:cs="Arial"/>
+        <w:color w:val="000000"/>
+        <w:sz w:val="18"/>
+        <w:szCs w:val="18"/>
+      </w:rPr>
+      <w:t>('</w:t>
+    </w:r>
+    <w:proofErr w:type="spellStart"/>
+    <w:r>
+      <w:rPr>
+        <w:rFonts w:ascii="Arial" w:eastAsia="Arial" w:hAnsi="Arial" w:cs="Arial"/>
+        <w:color w:val="000000"/>
+        <w:sz w:val="18"/>
+        <w:szCs w:val="18"/>
+      </w:rPr>
+      <w:t>je_na</w:t>
+    </w:r>
+    <w:r>
+      <w:rPr>
+        <w:rFonts w:ascii="Arial" w:eastAsia="Arial" w:hAnsi="Arial" w:cs="Arial"/>
+        <w:color w:val="000000"/>
+        <w:sz w:val="18"/>
+        <w:szCs w:val="18"/>
+      </w:rPr>
+      <w:t>m</w:t>
+    </w:r>
+    <w:r>
+      <w:rPr>
+        <w:rFonts w:ascii="Arial" w:eastAsia="Arial" w:hAnsi="Arial" w:cs="Arial"/>
+        <w:color w:val="000000"/>
+        <w:sz w:val="18"/>
+        <w:szCs w:val="18"/>
+      </w:rPr>
+      <w:t>e</w:t>
+    </w:r>
+    <w:proofErr w:type="spellEnd"/>
+    <w:r>
+      <w:rPr>
+        <w:rFonts w:ascii="Arial" w:eastAsia="Arial" w:hAnsi="Arial" w:cs="Arial"/>
+        <w:color w:val="000000"/>
+        <w:sz w:val="18"/>
+        <w:szCs w:val="18"/>
+      </w:rPr>
+      <w:t>') }}, Junior-Entreprise de l'INSA de Rennes</w:t>
     </w:r>
   </w:p>
   <w:p>
@@ -2185,7 +3088,145 @@
         <w:sz w:val="16"/>
         <w:szCs w:val="16"/>
       </w:rPr>
-      <w:t xml:space="preserve">{{ param('adresse') }} – 02.23.23.85.72 – {{ param('email') }} </w:t>
+      <w:t>{</w:t>
+    </w:r>
+    <w:proofErr w:type="gramStart"/>
+    <w:r>
+      <w:rPr>
+        <w:rFonts w:ascii="Arial" w:eastAsia="Arial" w:hAnsi="Arial" w:cs="Arial"/>
+        <w:color w:val="000000"/>
+        <w:sz w:val="16"/>
+        <w:szCs w:val="16"/>
+      </w:rPr>
+      <w:t xml:space="preserve">{ </w:t>
+    </w:r>
+    <w:proofErr w:type="spellStart"/>
+    <w:r>
+      <w:rPr>
+        <w:rFonts w:ascii="Arial" w:eastAsia="Arial" w:hAnsi="Arial" w:cs="Arial"/>
+        <w:color w:val="000000"/>
+        <w:sz w:val="16"/>
+        <w:szCs w:val="16"/>
+      </w:rPr>
+      <w:t>param</w:t>
+    </w:r>
+    <w:proofErr w:type="spellEnd"/>
+    <w:proofErr w:type="gramEnd"/>
+    <w:r>
+      <w:rPr>
+        <w:rFonts w:ascii="Arial" w:eastAsia="Arial" w:hAnsi="Arial" w:cs="Arial"/>
+        <w:color w:val="000000"/>
+        <w:sz w:val="16"/>
+        <w:szCs w:val="16"/>
+      </w:rPr>
+      <w:t>('</w:t>
+    </w:r>
+    <w:proofErr w:type="spellStart"/>
+    <w:r>
+      <w:rPr>
+        <w:rFonts w:ascii="Arial" w:eastAsia="Arial" w:hAnsi="Arial" w:cs="Arial"/>
+        <w:color w:val="000000"/>
+        <w:sz w:val="16"/>
+        <w:szCs w:val="16"/>
+      </w:rPr>
+      <w:t>je_ad</w:t>
+    </w:r>
+    <w:r>
+      <w:rPr>
+        <w:rFonts w:ascii="Arial" w:eastAsia="Arial" w:hAnsi="Arial" w:cs="Arial"/>
+        <w:color w:val="000000"/>
+        <w:sz w:val="16"/>
+        <w:szCs w:val="16"/>
+      </w:rPr>
+      <w:t>d</w:t>
+    </w:r>
+    <w:r>
+      <w:rPr>
+        <w:rFonts w:ascii="Arial" w:eastAsia="Arial" w:hAnsi="Arial" w:cs="Arial"/>
+        <w:color w:val="000000"/>
+        <w:sz w:val="16"/>
+        <w:szCs w:val="16"/>
+      </w:rPr>
+      <w:t>ress</w:t>
+    </w:r>
+    <w:proofErr w:type="spellEnd"/>
+    <w:r>
+      <w:rPr>
+        <w:rFonts w:ascii="Arial" w:eastAsia="Arial" w:hAnsi="Arial" w:cs="Arial"/>
+        <w:color w:val="000000"/>
+        <w:sz w:val="16"/>
+        <w:szCs w:val="16"/>
+      </w:rPr>
+      <w:t>') }} – 02.23.23.85.72 – {</w:t>
+    </w:r>
+    <w:proofErr w:type="gramStart"/>
+    <w:r>
+      <w:rPr>
+        <w:rFonts w:ascii="Arial" w:eastAsia="Arial" w:hAnsi="Arial" w:cs="Arial"/>
+        <w:color w:val="000000"/>
+        <w:sz w:val="16"/>
+        <w:szCs w:val="16"/>
+      </w:rPr>
+      <w:t xml:space="preserve">{ </w:t>
+    </w:r>
+    <w:proofErr w:type="spellStart"/>
+    <w:r>
+      <w:rPr>
+        <w:rFonts w:ascii="Arial" w:eastAsia="Arial" w:hAnsi="Arial" w:cs="Arial"/>
+        <w:color w:val="000000"/>
+        <w:sz w:val="16"/>
+        <w:szCs w:val="16"/>
+      </w:rPr>
+      <w:t>param</w:t>
+    </w:r>
+    <w:proofErr w:type="spellEnd"/>
+    <w:proofErr w:type="gramEnd"/>
+    <w:r>
+      <w:rPr>
+        <w:rFonts w:ascii="Arial" w:eastAsia="Arial" w:hAnsi="Arial" w:cs="Arial"/>
+        <w:color w:val="000000"/>
+        <w:sz w:val="16"/>
+        <w:szCs w:val="16"/>
+      </w:rPr>
+      <w:t>('</w:t>
+    </w:r>
+    <w:proofErr w:type="spellStart"/>
+    <w:r>
+      <w:rPr>
+        <w:rFonts w:ascii="Arial" w:eastAsia="Arial" w:hAnsi="Arial" w:cs="Arial"/>
+        <w:color w:val="000000"/>
+        <w:sz w:val="16"/>
+        <w:szCs w:val="16"/>
+      </w:rPr>
+      <w:t>je_co</w:t>
+    </w:r>
+    <w:r>
+      <w:rPr>
+        <w:rFonts w:ascii="Arial" w:eastAsia="Arial" w:hAnsi="Arial" w:cs="Arial"/>
+        <w:color w:val="000000"/>
+        <w:sz w:val="16"/>
+        <w:szCs w:val="16"/>
+      </w:rPr>
+      <w:t>n</w:t>
+    </w:r>
+    <w:r>
+      <w:rPr>
+        <w:rFonts w:ascii="Arial" w:eastAsia="Arial" w:hAnsi="Arial" w:cs="Arial"/>
+        <w:color w:val="000000"/>
+        <w:sz w:val="16"/>
+        <w:szCs w:val="16"/>
+      </w:rPr>
+      <w:t>tact</w:t>
+    </w:r>
+    <w:proofErr w:type="spellEnd"/>
+    <w:r>
+      <w:rPr>
+        <w:rFonts w:ascii="Arial" w:eastAsia="Arial" w:hAnsi="Arial" w:cs="Arial"/>
+        <w:color w:val="000000"/>
+        <w:sz w:val="16"/>
+        <w:szCs w:val="16"/>
+      </w:rPr>
+      <w:t xml:space="preserve">') }} </w:t>
     </w:r>
   </w:p>
   <w:p>
@@ -2224,7 +3265,7 @@
 </file>
 
 <file path=word/footer2.xml><?xml version="1.0" encoding="utf-8"?>
-<w:ftr xmlns:wpc="http://schemas.microsoft.com/office/word/2010/wordprocessingCanvas" xmlns:cx="http://schemas.microsoft.com/office/drawing/2014/chartex" xmlns:cx1="http://schemas.microsoft.com/office/drawing/2015/9/8/chartex" xmlns:cx2="http://schemas.microsoft.com/office/drawing/2015/10/21/chartex" xmlns:cx3="http://schemas.microsoft.com/office/drawing/2016/5/9/chartex" xmlns:cx4="http://schemas.microsoft.com/office/drawing/2016/5/10/chartex" xmlns:cx5="http://schemas.microsoft.com/office/drawing/2016/5/11/chartex" xmlns:cx6="http://schemas.microsoft.com/office/drawing/2016/5/12/chartex" xmlns:cx7="http://schemas.microsoft.com/office/drawing/2016/5/13/chartex" xmlns:cx8="http://schemas.microsoft.com/office/drawing/2016/5/14/chartex" xmlns:mc="http://schemas.openxmlformats.org/markup-compatibility/2006" xmlns:aink="http://schemas.microsoft.com/office/drawing/2016/ink" xmlns:am3d="http://schemas.microsoft.com/office/drawing/2017/model3d" xmlns:o="urn:schemas-microsoft-com:office:office" xmlns:r="http://schemas.openxmlformats.org/officeDocument/2006/relationships" xmlns:m="http://schemas.openxmlformats.org/officeDocument/2006/math" xmlns:v="urn:schemas-microsoft-com:vml" xmlns:wp14="http://schemas.microsoft.com/office/word/2010/wordprocessingDrawing" xmlns:wp="http://schemas.openxmlformats.org/drawingml/2006/wordprocessingDrawing" xmlns:w10="urn:schemas-microsoft-com:office:word" xmlns:w="http://schemas.openxmlformats.org/wordprocessingml/2006/main" xmlns:w14="http://schemas.microsoft.com/office/word/2010/wordml" xmlns:w15="http://schemas.microsoft.com/office/word/2012/wordml" xmlns:w16cex="http://schemas.microsoft.com/office/word/2018/wordml/cex" xmlns:w16cid="http://schemas.microsoft.com/office/word/2016/wordml/cid" xmlns:w16="http://schemas.microsoft.com/office/word/2018/wordml" xmlns:w16se="http://schemas.microsoft.com/office/word/2015/wordml/symex" xmlns:wpg="http://schemas.microsoft.com/office/word/2010/wordprocessingGroup" xmlns:wpi="http://schemas.microsoft.com/office/word/2010/wordprocessingInk" xmlns:wne="http://schemas.microsoft.com/office/word/2006/wordml" xmlns:wps="http://schemas.microsoft.com/office/word/2010/wordprocessingShape" mc:Ignorable="w14 w15 w16se w16cid w16 w16cex wp14">
+<w:ftr xmlns:wpc="http://schemas.microsoft.com/office/word/2010/wordprocessingCanvas" xmlns:mc="http://schemas.openxmlformats.org/markup-compatibility/2006" xmlns:o="urn:schemas-microsoft-com:office:office" xmlns:r="http://schemas.openxmlformats.org/officeDocument/2006/relationships" xmlns:m="http://schemas.openxmlformats.org/officeDocument/2006/math" xmlns:v="urn:schemas-microsoft-com:vml" xmlns:wp14="http://schemas.microsoft.com/office/word/2010/wordprocessingDrawing" xmlns:wp="http://schemas.openxmlformats.org/drawingml/2006/wordprocessingDrawing" xmlns:w10="urn:schemas-microsoft-com:office:word" xmlns:w="http://schemas.openxmlformats.org/wordprocessingml/2006/main" xmlns:w14="http://schemas.microsoft.com/office/word/2010/wordml" xmlns:w15="http://schemas.microsoft.com/office/word/2012/wordml" xmlns:wpg="http://schemas.microsoft.com/office/word/2010/wordprocessingGroup" xmlns:wpi="http://schemas.microsoft.com/office/word/2010/wordprocessingInk" xmlns:wne="http://schemas.microsoft.com/office/word/2006/wordml" xmlns:wps="http://schemas.microsoft.com/office/word/2010/wordprocessingShape" mc:Ignorable="w14 w15 wp14">
   <w:p>
     <w:pPr>
       <w:pBdr>
@@ -2646,7 +3687,27 @@
         <w:sz w:val="16"/>
         <w:szCs w:val="16"/>
       </w:rPr>
-      <w:t>20, avenue des Buttes de Coësmes 35708 Rennes Cedex 7</w:t>
+      <w:t xml:space="preserve">20, avenue des Buttes de </w:t>
+    </w:r>
+    <w:proofErr w:type="spellStart"/>
+    <w:r>
+      <w:rPr>
+        <w:rFonts w:ascii="Arial" w:eastAsia="Arial" w:hAnsi="Arial" w:cs="Arial"/>
+        <w:color w:val="FF0000"/>
+        <w:sz w:val="16"/>
+        <w:szCs w:val="16"/>
+      </w:rPr>
+      <w:t>Coësmes</w:t>
+    </w:r>
+    <w:proofErr w:type="spellEnd"/>
+    <w:r>
+      <w:rPr>
+        <w:rFonts w:ascii="Arial" w:eastAsia="Arial" w:hAnsi="Arial" w:cs="Arial"/>
+        <w:color w:val="FF0000"/>
+        <w:sz w:val="16"/>
+        <w:szCs w:val="16"/>
+      </w:rPr>
+      <w:t xml:space="preserve"> 35708 Rennes Cedex 7</w:t>
     </w:r>
     <w:r>
       <w:rPr>
@@ -2875,7 +3936,7 @@
 </file>
 
 <file path=word/footnotes.xml><?xml version="1.0" encoding="utf-8"?>
-<w:footnotes xmlns:wpc="http://schemas.microsoft.com/office/word/2010/wordprocessingCanvas" xmlns:cx="http://schemas.microsoft.com/office/drawing/2014/chartex" xmlns:cx1="http://schemas.microsoft.com/office/drawing/2015/9/8/chartex" xmlns:cx2="http://schemas.microsoft.com/office/drawing/2015/10/21/chartex" xmlns:cx3="http://schemas.microsoft.com/office/drawing/2016/5/9/chartex" xmlns:cx4="http://schemas.microsoft.com/office/drawing/2016/5/10/chartex" xmlns:cx5="http://schemas.microsoft.com/office/drawing/2016/5/11/chartex" xmlns:cx6="http://schemas.microsoft.com/office/drawing/2016/5/12/chartex" xmlns:cx7="http://schemas.microsoft.com/office/drawing/2016/5/13/chartex" xmlns:cx8="http://schemas.microsoft.com/office/drawing/2016/5/14/chartex" xmlns:mc="http://schemas.openxmlformats.org/markup-compatibility/2006" xmlns:aink="http://schemas.microsoft.com/office/drawing/2016/ink" xmlns:am3d="http://schemas.microsoft.com/office/drawing/2017/model3d" xmlns:o="urn:schemas-microsoft-com:office:office" xmlns:r="http://schemas.openxmlformats.org/officeDocument/2006/relationships" xmlns:m="http://schemas.openxmlformats.org/officeDocument/2006/math" xmlns:v="urn:schemas-microsoft-com:vml" xmlns:wp14="http://schemas.microsoft.com/office/word/2010/wordprocessingDrawing" xmlns:wp="http://schemas.openxmlformats.org/drawingml/2006/wordprocessingDrawing" xmlns:w10="urn:schemas-microsoft-com:office:word" xmlns:w="http://schemas.openxmlformats.org/wordprocessingml/2006/main" xmlns:w14="http://schemas.microsoft.com/office/word/2010/wordml" xmlns:w15="http://schemas.microsoft.com/office/word/2012/wordml" xmlns:w16cex="http://schemas.microsoft.com/office/word/2018/wordml/cex" xmlns:w16cid="http://schemas.microsoft.com/office/word/2016/wordml/cid" xmlns:w16="http://schemas.microsoft.com/office/word/2018/wordml" xmlns:w16se="http://schemas.microsoft.com/office/word/2015/wordml/symex" xmlns:wpg="http://schemas.microsoft.com/office/word/2010/wordprocessingGroup" xmlns:wpi="http://schemas.microsoft.com/office/word/2010/wordprocessingInk" xmlns:wne="http://schemas.microsoft.com/office/word/2006/wordml" xmlns:wps="http://schemas.microsoft.com/office/word/2010/wordprocessingShape" mc:Ignorable="w14 w15 w16se w16cid w16 w16cex wp14">
+<w:footnotes xmlns:wpc="http://schemas.microsoft.com/office/word/2010/wordprocessingCanvas" xmlns:mc="http://schemas.openxmlformats.org/markup-compatibility/2006" xmlns:o="urn:schemas-microsoft-com:office:office" xmlns:r="http://schemas.openxmlformats.org/officeDocument/2006/relationships" xmlns:m="http://schemas.openxmlformats.org/officeDocument/2006/math" xmlns:v="urn:schemas-microsoft-com:vml" xmlns:wp14="http://schemas.microsoft.com/office/word/2010/wordprocessingDrawing" xmlns:wp="http://schemas.openxmlformats.org/drawingml/2006/wordprocessingDrawing" xmlns:w10="urn:schemas-microsoft-com:office:word" xmlns:w="http://schemas.openxmlformats.org/wordprocessingml/2006/main" xmlns:w14="http://schemas.microsoft.com/office/word/2010/wordml" xmlns:w15="http://schemas.microsoft.com/office/word/2012/wordml" xmlns:wpg="http://schemas.microsoft.com/office/word/2010/wordprocessingGroup" xmlns:wpi="http://schemas.microsoft.com/office/word/2010/wordprocessingInk" xmlns:wne="http://schemas.microsoft.com/office/word/2006/wordml" xmlns:wps="http://schemas.microsoft.com/office/word/2010/wordprocessingShape" mc:Ignorable="w14 w15 wp14">
   <w:footnote w:type="separator" w:id="-1">
     <w:p>
       <w:r>
@@ -2894,7 +3955,7 @@
 </file>
 
 <file path=word/header1.xml><?xml version="1.0" encoding="utf-8"?>
-<w:hdr xmlns:wpc="http://schemas.microsoft.com/office/word/2010/wordprocessingCanvas" xmlns:cx="http://schemas.microsoft.com/office/drawing/2014/chartex" xmlns:cx1="http://schemas.microsoft.com/office/drawing/2015/9/8/chartex" xmlns:cx2="http://schemas.microsoft.com/office/drawing/2015/10/21/chartex" xmlns:cx3="http://schemas.microsoft.com/office/drawing/2016/5/9/chartex" xmlns:cx4="http://schemas.microsoft.com/office/drawing/2016/5/10/chartex" xmlns:cx5="http://schemas.microsoft.com/office/drawing/2016/5/11/chartex" xmlns:cx6="http://schemas.microsoft.com/office/drawing/2016/5/12/chartex" xmlns:cx7="http://schemas.microsoft.com/office/drawing/2016/5/13/chartex" xmlns:cx8="http://schemas.microsoft.com/office/drawing/2016/5/14/chartex" xmlns:mc="http://schemas.openxmlformats.org/markup-compatibility/2006" xmlns:aink="http://schemas.microsoft.com/office/drawing/2016/ink" xmlns:am3d="http://schemas.microsoft.com/office/drawing/2017/model3d" xmlns:o="urn:schemas-microsoft-com:office:office" xmlns:r="http://schemas.openxmlformats.org/officeDocument/2006/relationships" xmlns:m="http://schemas.openxmlformats.org/officeDocument/2006/math" xmlns:v="urn:schemas-microsoft-com:vml" xmlns:wp14="http://schemas.microsoft.com/office/word/2010/wordprocessingDrawing" xmlns:wp="http://schemas.openxmlformats.org/drawingml/2006/wordprocessingDrawing" xmlns:w10="urn:schemas-microsoft-com:office:word" xmlns:w="http://schemas.openxmlformats.org/wordprocessingml/2006/main" xmlns:w14="http://schemas.microsoft.com/office/word/2010/wordml" xmlns:w15="http://schemas.microsoft.com/office/word/2012/wordml" xmlns:w16cex="http://schemas.microsoft.com/office/word/2018/wordml/cex" xmlns:w16cid="http://schemas.microsoft.com/office/word/2016/wordml/cid" xmlns:w16="http://schemas.microsoft.com/office/word/2018/wordml" xmlns:w16se="http://schemas.microsoft.com/office/word/2015/wordml/symex" xmlns:wpg="http://schemas.microsoft.com/office/word/2010/wordprocessingGroup" xmlns:wpi="http://schemas.microsoft.com/office/word/2010/wordprocessingInk" xmlns:wne="http://schemas.microsoft.com/office/word/2006/wordml" xmlns:wps="http://schemas.microsoft.com/office/word/2010/wordprocessingShape" mc:Ignorable="w14 w15 w16se w16cid w16 w16cex wp14">
+<w:hdr xmlns:wpc="http://schemas.microsoft.com/office/word/2010/wordprocessingCanvas" xmlns:mc="http://schemas.openxmlformats.org/markup-compatibility/2006" xmlns:o="urn:schemas-microsoft-com:office:office" xmlns:r="http://schemas.openxmlformats.org/officeDocument/2006/relationships" xmlns:m="http://schemas.openxmlformats.org/officeDocument/2006/math" xmlns:v="urn:schemas-microsoft-com:vml" xmlns:wp14="http://schemas.microsoft.com/office/word/2010/wordprocessingDrawing" xmlns:wp="http://schemas.openxmlformats.org/drawingml/2006/wordprocessingDrawing" xmlns:w10="urn:schemas-microsoft-com:office:word" xmlns:w="http://schemas.openxmlformats.org/wordprocessingml/2006/main" xmlns:w14="http://schemas.microsoft.com/office/word/2010/wordml" xmlns:w15="http://schemas.microsoft.com/office/word/2012/wordml" xmlns:wpg="http://schemas.microsoft.com/office/word/2010/wordprocessingGroup" xmlns:wpi="http://schemas.microsoft.com/office/word/2010/wordprocessingInk" xmlns:wne="http://schemas.microsoft.com/office/word/2006/wordml" xmlns:wps="http://schemas.microsoft.com/office/word/2010/wordprocessingShape" mc:Ignorable="w14 w15 wp14">
   <w:p>
     <w:pPr>
       <w:jc w:val="center"/>
@@ -2962,7 +4023,7 @@
 </file>
 
 <file path=word/header2.xml><?xml version="1.0" encoding="utf-8"?>
-<w:hdr xmlns:wpc="http://schemas.microsoft.com/office/word/2010/wordprocessingCanvas" xmlns:cx="http://schemas.microsoft.com/office/drawing/2014/chartex" xmlns:cx1="http://schemas.microsoft.com/office/drawing/2015/9/8/chartex" xmlns:cx2="http://schemas.microsoft.com/office/drawing/2015/10/21/chartex" xmlns:cx3="http://schemas.microsoft.com/office/drawing/2016/5/9/chartex" xmlns:cx4="http://schemas.microsoft.com/office/drawing/2016/5/10/chartex" xmlns:cx5="http://schemas.microsoft.com/office/drawing/2016/5/11/chartex" xmlns:cx6="http://schemas.microsoft.com/office/drawing/2016/5/12/chartex" xmlns:cx7="http://schemas.microsoft.com/office/drawing/2016/5/13/chartex" xmlns:cx8="http://schemas.microsoft.com/office/drawing/2016/5/14/chartex" xmlns:mc="http://schemas.openxmlformats.org/markup-compatibility/2006" xmlns:aink="http://schemas.microsoft.com/office/drawing/2016/ink" xmlns:am3d="http://schemas.microsoft.com/office/drawing/2017/model3d" xmlns:o="urn:schemas-microsoft-com:office:office" xmlns:r="http://schemas.openxmlformats.org/officeDocument/2006/relationships" xmlns:m="http://schemas.openxmlformats.org/officeDocument/2006/math" xmlns:v="urn:schemas-microsoft-com:vml" xmlns:wp14="http://schemas.microsoft.com/office/word/2010/wordprocessingDrawing" xmlns:wp="http://schemas.openxmlformats.org/drawingml/2006/wordprocessingDrawing" xmlns:w10="urn:schemas-microsoft-com:office:word" xmlns:w="http://schemas.openxmlformats.org/wordprocessingml/2006/main" xmlns:w14="http://schemas.microsoft.com/office/word/2010/wordml" xmlns:w15="http://schemas.microsoft.com/office/word/2012/wordml" xmlns:w16cex="http://schemas.microsoft.com/office/word/2018/wordml/cex" xmlns:w16cid="http://schemas.microsoft.com/office/word/2016/wordml/cid" xmlns:w16="http://schemas.microsoft.com/office/word/2018/wordml" xmlns:w16se="http://schemas.microsoft.com/office/word/2015/wordml/symex" xmlns:wpg="http://schemas.microsoft.com/office/word/2010/wordprocessingGroup" xmlns:wpi="http://schemas.microsoft.com/office/word/2010/wordprocessingInk" xmlns:wne="http://schemas.microsoft.com/office/word/2006/wordml" xmlns:wps="http://schemas.microsoft.com/office/word/2010/wordprocessingShape" mc:Ignorable="w14 w15 w16se w16cid w16 w16cex wp14">
+<w:hdr xmlns:wpc="http://schemas.microsoft.com/office/word/2010/wordprocessingCanvas" xmlns:mc="http://schemas.openxmlformats.org/markup-compatibility/2006" xmlns:o="urn:schemas-microsoft-com:office:office" xmlns:r="http://schemas.openxmlformats.org/officeDocument/2006/relationships" xmlns:m="http://schemas.openxmlformats.org/officeDocument/2006/math" xmlns:v="urn:schemas-microsoft-com:vml" xmlns:wp14="http://schemas.microsoft.com/office/word/2010/wordprocessingDrawing" xmlns:wp="http://schemas.openxmlformats.org/drawingml/2006/wordprocessingDrawing" xmlns:w10="urn:schemas-microsoft-com:office:word" xmlns:w="http://schemas.openxmlformats.org/wordprocessingml/2006/main" xmlns:w14="http://schemas.microsoft.com/office/word/2010/wordml" xmlns:w15="http://schemas.microsoft.com/office/word/2012/wordml" xmlns:wpg="http://schemas.microsoft.com/office/word/2010/wordprocessingGroup" xmlns:wpi="http://schemas.microsoft.com/office/word/2010/wordprocessingInk" xmlns:wne="http://schemas.microsoft.com/office/word/2006/wordml" xmlns:wps="http://schemas.microsoft.com/office/word/2010/wordprocessingShape" mc:Ignorable="w14 w15 wp14">
   <w:p>
     <w:pPr>
       <w:pBdr>
@@ -3039,8 +4100,8 @@
 </file>
 
 <file path=word/numbering.xml><?xml version="1.0" encoding="utf-8"?>
-<w:numbering xmlns:wpc="http://schemas.microsoft.com/office/word/2010/wordprocessingCanvas" xmlns:cx="http://schemas.microsoft.com/office/drawing/2014/chartex" xmlns:cx1="http://schemas.microsoft.com/office/drawing/2015/9/8/chartex" xmlns:cx2="http://schemas.microsoft.com/office/drawing/2015/10/21/chartex" xmlns:cx3="http://schemas.microsoft.com/office/drawing/2016/5/9/chartex" xmlns:cx4="http://schemas.microsoft.com/office/drawing/2016/5/10/chartex" xmlns:cx5="http://schemas.microsoft.com/office/drawing/2016/5/11/chartex" xmlns:cx6="http://schemas.microsoft.com/office/drawing/2016/5/12/chartex" xmlns:cx7="http://schemas.microsoft.com/office/drawing/2016/5/13/chartex" xmlns:cx8="http://schemas.microsoft.com/office/drawing/2016/5/14/chartex" xmlns:mc="http://schemas.openxmlformats.org/markup-compatibility/2006" xmlns:aink="http://schemas.microsoft.com/office/drawing/2016/ink" xmlns:am3d="http://schemas.microsoft.com/office/drawing/2017/model3d" xmlns:o="urn:schemas-microsoft-com:office:office" xmlns:r="http://schemas.openxmlformats.org/officeDocument/2006/relationships" xmlns:m="http://schemas.openxmlformats.org/officeDocument/2006/math" xmlns:v="urn:schemas-microsoft-com:vml" xmlns:wp14="http://schemas.microsoft.com/office/word/2010/wordprocessingDrawing" xmlns:wp="http://schemas.openxmlformats.org/drawingml/2006/wordprocessingDrawing" xmlns:w10="urn:schemas-microsoft-com:office:word" xmlns:w="http://schemas.openxmlformats.org/wordprocessingml/2006/main" xmlns:w14="http://schemas.microsoft.com/office/word/2010/wordml" xmlns:w15="http://schemas.microsoft.com/office/word/2012/wordml" xmlns:w16cex="http://schemas.microsoft.com/office/word/2018/wordml/cex" xmlns:w16cid="http://schemas.microsoft.com/office/word/2016/wordml/cid" xmlns:w16="http://schemas.microsoft.com/office/word/2018/wordml" xmlns:w16se="http://schemas.microsoft.com/office/word/2015/wordml/symex" xmlns:wpg="http://schemas.microsoft.com/office/word/2010/wordprocessingGroup" xmlns:wpi="http://schemas.microsoft.com/office/word/2010/wordprocessingInk" xmlns:wne="http://schemas.microsoft.com/office/word/2006/wordml" xmlns:wps="http://schemas.microsoft.com/office/word/2010/wordprocessingShape" mc:Ignorable="w14 w15 w16se w16cid w16 w16cex wp14">
-  <w:abstractNum w:abstractNumId="0" w15:restartNumberingAfterBreak="0">
+<w:numbering xmlns:wpc="http://schemas.microsoft.com/office/word/2010/wordprocessingCanvas" xmlns:mc="http://schemas.openxmlformats.org/markup-compatibility/2006" xmlns:o="urn:schemas-microsoft-com:office:office" xmlns:r="http://schemas.openxmlformats.org/officeDocument/2006/relationships" xmlns:m="http://schemas.openxmlformats.org/officeDocument/2006/math" xmlns:v="urn:schemas-microsoft-com:vml" xmlns:wp14="http://schemas.microsoft.com/office/word/2010/wordprocessingDrawing" xmlns:wp="http://schemas.openxmlformats.org/drawingml/2006/wordprocessingDrawing" xmlns:w10="urn:schemas-microsoft-com:office:word" xmlns:w="http://schemas.openxmlformats.org/wordprocessingml/2006/main" xmlns:w14="http://schemas.microsoft.com/office/word/2010/wordml" xmlns:w15="http://schemas.microsoft.com/office/word/2012/wordml" xmlns:wpg="http://schemas.microsoft.com/office/word/2010/wordprocessingGroup" xmlns:wpi="http://schemas.microsoft.com/office/word/2010/wordprocessingInk" xmlns:wne="http://schemas.microsoft.com/office/word/2006/wordml" xmlns:wps="http://schemas.microsoft.com/office/word/2010/wordprocessingShape" mc:Ignorable="w14 w15 wp14">
+  <w:abstractNum w:abstractNumId="0">
     <w:nsid w:val="6616231F"/>
     <w:multiLevelType w:val="multilevel"/>
     <w:tmpl w:val="4E9AC57C"/>
@@ -3224,7 +4285,7 @@
 </file>
 
 <file path=word/styles.xml><?xml version="1.0" encoding="utf-8"?>
-<w:styles xmlns:mc="http://schemas.openxmlformats.org/markup-compatibility/2006" xmlns:r="http://schemas.openxmlformats.org/officeDocument/2006/relationships" xmlns:w="http://schemas.openxmlformats.org/wordprocessingml/2006/main" xmlns:w14="http://schemas.microsoft.com/office/word/2010/wordml" xmlns:w15="http://schemas.microsoft.com/office/word/2012/wordml" xmlns:w16cex="http://schemas.microsoft.com/office/word/2018/wordml/cex" xmlns:w16cid="http://schemas.microsoft.com/office/word/2016/wordml/cid" xmlns:w16="http://schemas.microsoft.com/office/word/2018/wordml" xmlns:w16se="http://schemas.microsoft.com/office/word/2015/wordml/symex" mc:Ignorable="w14 w15 w16se w16cid w16 w16cex">
+<w:styles xmlns:mc="http://schemas.openxmlformats.org/markup-compatibility/2006" xmlns:r="http://schemas.openxmlformats.org/officeDocument/2006/relationships" xmlns:w="http://schemas.openxmlformats.org/wordprocessingml/2006/main" xmlns:w14="http://schemas.microsoft.com/office/word/2010/wordml" xmlns:w15="http://schemas.microsoft.com/office/word/2012/wordml" mc:Ignorable="w14 w15">
   <w:docDefaults>
     <w:rPrDefault>
       <w:rPr>
@@ -3240,7 +4301,7 @@
       </w:pPr>
     </w:pPrDefault>
   </w:docDefaults>
-  <w:latentStyles w:defLockedState="0" w:defUIPriority="99" w:defSemiHidden="0" w:defUnhideWhenUsed="0" w:defQFormat="0" w:count="376">
+  <w:latentStyles w:defLockedState="0" w:defUIPriority="99" w:defSemiHidden="0" w:defUnhideWhenUsed="0" w:defQFormat="0" w:count="371">
     <w:lsdException w:name="Normal" w:uiPriority="0" w:qFormat="1"/>
     <w:lsdException w:name="heading 1" w:uiPriority="9" w:qFormat="1"/>
     <w:lsdException w:name="heading 2" w:semiHidden="1" w:uiPriority="9" w:unhideWhenUsed="1" w:qFormat="1"/>
@@ -3612,11 +4673,6 @@
     <w:lsdException w:name="List Table 5 Dark Accent 6" w:uiPriority="50"/>
     <w:lsdException w:name="List Table 6 Colorful Accent 6" w:uiPriority="51"/>
     <w:lsdException w:name="List Table 7 Colorful Accent 6" w:uiPriority="52"/>
-    <w:lsdException w:name="Mention" w:semiHidden="1" w:unhideWhenUsed="1"/>
-    <w:lsdException w:name="Smart Hyperlink" w:semiHidden="1" w:unhideWhenUsed="1"/>
-    <w:lsdException w:name="Hashtag" w:semiHidden="1" w:unhideWhenUsed="1"/>
-    <w:lsdException w:name="Unresolved Mention" w:semiHidden="1" w:unhideWhenUsed="1"/>
-    <w:lsdException w:name="Smart Link" w:semiHidden="1" w:unhideWhenUsed="1"/>
   </w:latentStyles>
   <w:style w:type="paragraph" w:default="1" w:styleId="Normal">
     <w:name w:val="Normal"/>
@@ -4089,7 +5145,9 @@
       <w:tblStyleRowBandSize w:val="1"/>
       <w:tblStyleColBandSize w:val="1"/>
       <w:tblCellMar>
+        <w:top w:w="0" w:type="dxa"/>
         <w:left w:w="70" w:type="dxa"/>
+        <w:bottom w:w="0" w:type="dxa"/>
         <w:right w:w="70" w:type="dxa"/>
       </w:tblCellMar>
     </w:tblPr>
@@ -4100,7 +5158,9 @@
       <w:tblStyleRowBandSize w:val="1"/>
       <w:tblStyleColBandSize w:val="1"/>
       <w:tblCellMar>
+        <w:top w:w="0" w:type="dxa"/>
         <w:left w:w="70" w:type="dxa"/>
+        <w:bottom w:w="0" w:type="dxa"/>
         <w:right w:w="70" w:type="dxa"/>
       </w:tblCellMar>
     </w:tblPr>
